--- a/VehicleService_Tharunkumar_K.docx
+++ b/VehicleService_Tharunkumar_K.docx
@@ -1226,13 +1226,14 @@
           </w:tcPr>
           <w:p>
             <w:pPr>
+              <w:spacing w:after="30"/>
               <w:jc w:val="center"/>
             </w:pPr>
             <w:r/>
             <w:r>
               <w:drawing>
                 <wp:inline xmlns:a="http://schemas.openxmlformats.org/drawingml/2006/main" xmlns:pic="http://schemas.openxmlformats.org/drawingml/2006/picture">
-                  <wp:extent cx="5486400" cy="2606040"/>
+                  <wp:extent cx="5303520" cy="3314700"/>
                   <wp:docPr id="1" name="Picture 1"/>
                   <wp:cNvGraphicFramePr>
                     <a:graphicFrameLocks noChangeAspect="1"/>
@@ -1253,7 +1254,7 @@
                         <pic:spPr>
                           <a:xfrm>
                             <a:off x="0" y="0"/>
-                            <a:ext cx="5486400" cy="2606040"/>
+                            <a:ext cx="5303520" cy="3314700"/>
                           </a:xfrm>
                           <a:prstGeom prst="rect"/>
                         </pic:spPr>
@@ -1263,6 +1264,30 @@
                 </wp:inline>
               </w:drawing>
             </w:r>
+          </w:p>
+          <w:p>
+            <w:pPr>
+              <w:spacing w:after="30"/>
+            </w:pPr>
+            <w:r/>
+          </w:p>
+          <w:p>
+            <w:pPr>
+              <w:spacing w:after="30"/>
+            </w:pPr>
+            <w:r/>
+          </w:p>
+          <w:p>
+            <w:pPr>
+              <w:spacing w:after="30"/>
+            </w:pPr>
+            <w:r/>
+          </w:p>
+          <w:p>
+            <w:pPr>
+              <w:spacing w:after="30"/>
+            </w:pPr>
+            <w:r/>
           </w:p>
         </w:tc>
       </w:tr>
@@ -1324,7 +1349,7 @@
           </w:tcPr>
           <w:p>
             <w:r>
-              <w:t>Configured the Vehicle Service Request case type with an initial Intake view capturing Vehicle ID, Vehicle Model, and Issue Description (with student name Tharunkumar K) with mandatory field validation and linkage to the reusable Vehicle data object.</w:t>
+              <w:t>Configured the Vehicle Service Request case type with an initial Intake view capturing Vehicle Registration ID (TN-47-K-4743), Vehicle Model (Tata Harrier), Customer Name (Tharunkumar K), and Contact Number with mandatory field validation and linkage to the reusable Vehicle data model.</w:t>
             </w:r>
           </w:p>
         </w:tc>
@@ -1428,13 +1453,14 @@
           </w:tcPr>
           <w:p>
             <w:pPr>
+              <w:spacing w:after="30"/>
               <w:jc w:val="center"/>
             </w:pPr>
             <w:r/>
             <w:r>
               <w:drawing>
                 <wp:inline xmlns:a="http://schemas.openxmlformats.org/drawingml/2006/main" xmlns:pic="http://schemas.openxmlformats.org/drawingml/2006/picture">
-                  <wp:extent cx="5486400" cy="2606040"/>
+                  <wp:extent cx="5303520" cy="3314700"/>
                   <wp:docPr id="2" name="Picture 2"/>
                   <wp:cNvGraphicFramePr>
                     <a:graphicFrameLocks noChangeAspect="1"/>
@@ -1455,7 +1481,7 @@
                         <pic:spPr>
                           <a:xfrm>
                             <a:off x="0" y="0"/>
-                            <a:ext cx="5486400" cy="2606040"/>
+                            <a:ext cx="5303520" cy="3314700"/>
                           </a:xfrm>
                           <a:prstGeom prst="rect"/>
                         </pic:spPr>
@@ -1465,6 +1491,30 @@
                 </wp:inline>
               </w:drawing>
             </w:r>
+          </w:p>
+          <w:p>
+            <w:pPr>
+              <w:spacing w:after="30"/>
+            </w:pPr>
+            <w:r/>
+          </w:p>
+          <w:p>
+            <w:pPr>
+              <w:spacing w:after="30"/>
+            </w:pPr>
+            <w:r/>
+          </w:p>
+          <w:p>
+            <w:pPr>
+              <w:spacing w:after="30"/>
+            </w:pPr>
+            <w:r/>
+          </w:p>
+          <w:p>
+            <w:pPr>
+              <w:spacing w:after="30"/>
+            </w:pPr>
+            <w:r/>
           </w:p>
         </w:tc>
       </w:tr>
@@ -1526,7 +1576,7 @@
           </w:tcPr>
           <w:p>
             <w:r>
-              <w:t>Configured the Inspection stage with a mandatory Service Advisor step to record Inspection Notes and Condition Rating before advancing to estimation.</w:t>
+              <w:t>Configured the Multi-Point Inspection stage with a structured Service Advisor diagnostic checklist to record diagnostic telemetry, component condition ratings, and inspection notes before advancing to the cost estimation stage.</w:t>
             </w:r>
           </w:p>
         </w:tc>
@@ -1631,13 +1681,14 @@
           </w:tcPr>
           <w:p>
             <w:pPr>
+              <w:spacing w:after="30"/>
               <w:jc w:val="center"/>
             </w:pPr>
             <w:r/>
             <w:r>
               <w:drawing>
                 <wp:inline xmlns:a="http://schemas.openxmlformats.org/drawingml/2006/main" xmlns:pic="http://schemas.openxmlformats.org/drawingml/2006/picture">
-                  <wp:extent cx="5486400" cy="2606040"/>
+                  <wp:extent cx="5303520" cy="3314700"/>
                   <wp:docPr id="3" name="Picture 3"/>
                   <wp:cNvGraphicFramePr>
                     <a:graphicFrameLocks noChangeAspect="1"/>
@@ -1658,7 +1709,7 @@
                         <pic:spPr>
                           <a:xfrm>
                             <a:off x="0" y="0"/>
-                            <a:ext cx="5486400" cy="2606040"/>
+                            <a:ext cx="5303520" cy="3314700"/>
                           </a:xfrm>
                           <a:prstGeom prst="rect"/>
                         </pic:spPr>
@@ -1668,6 +1719,30 @@
                 </wp:inline>
               </w:drawing>
             </w:r>
+          </w:p>
+          <w:p>
+            <w:pPr>
+              <w:spacing w:after="30"/>
+            </w:pPr>
+            <w:r/>
+          </w:p>
+          <w:p>
+            <w:pPr>
+              <w:spacing w:after="30"/>
+            </w:pPr>
+            <w:r/>
+          </w:p>
+          <w:p>
+            <w:pPr>
+              <w:spacing w:after="30"/>
+            </w:pPr>
+            <w:r/>
+          </w:p>
+          <w:p>
+            <w:pPr>
+              <w:spacing w:after="30"/>
+            </w:pPr>
+            <w:r/>
           </w:p>
         </w:tc>
       </w:tr>
@@ -1729,7 +1804,7 @@
           </w:tcPr>
           <w:p>
             <w:r>
-              <w:t>Created Labor Cost and Parts Cost currency properties and configured a Declare Expression for Total Cost = LaborCost + PartsCost to auto-calculate the service estimate.</w:t>
+              <w:t>Created Labor Cost and Parts Cost currency properties and configured a Pega Declare Expression for .TotalCost = .LaborCost + .PartsCost ($350.00 + $450.00 = $800.00) to auto-calculate the service estimate in real-time.</w:t>
             </w:r>
           </w:p>
         </w:tc>
@@ -1833,13 +1908,14 @@
           </w:tcPr>
           <w:p>
             <w:pPr>
+              <w:spacing w:after="30"/>
               <w:jc w:val="center"/>
             </w:pPr>
             <w:r/>
             <w:r>
               <w:drawing>
                 <wp:inline xmlns:a="http://schemas.openxmlformats.org/drawingml/2006/main" xmlns:pic="http://schemas.openxmlformats.org/drawingml/2006/picture">
-                  <wp:extent cx="5486400" cy="2606040"/>
+                  <wp:extent cx="5303520" cy="3314700"/>
                   <wp:docPr id="4" name="Picture 4"/>
                   <wp:cNvGraphicFramePr>
                     <a:graphicFrameLocks noChangeAspect="1"/>
@@ -1860,7 +1936,7 @@
                         <pic:spPr>
                           <a:xfrm>
                             <a:off x="0" y="0"/>
-                            <a:ext cx="5486400" cy="2606040"/>
+                            <a:ext cx="5303520" cy="3314700"/>
                           </a:xfrm>
                           <a:prstGeom prst="rect"/>
                         </pic:spPr>
@@ -1870,6 +1946,30 @@
                 </wp:inline>
               </w:drawing>
             </w:r>
+          </w:p>
+          <w:p>
+            <w:pPr>
+              <w:spacing w:after="30"/>
+            </w:pPr>
+            <w:r/>
+          </w:p>
+          <w:p>
+            <w:pPr>
+              <w:spacing w:after="30"/>
+            </w:pPr>
+            <w:r/>
+          </w:p>
+          <w:p>
+            <w:pPr>
+              <w:spacing w:after="30"/>
+            </w:pPr>
+            <w:r/>
+          </w:p>
+          <w:p>
+            <w:pPr>
+              <w:spacing w:after="30"/>
+            </w:pPr>
+            <w:r/>
           </w:p>
         </w:tc>
       </w:tr>
@@ -1931,7 +2031,7 @@
           </w:tcPr>
           <w:p>
             <w:r>
-              <w:t>Added the Approval stage assigned to the Customer persona with an Approval Status property (Approved/Rejected) that controls case progression.</w:t>
+              <w:t>Added the Customer Approval decision gate assigned to the Customer persona with an Approval Status property (Approved/Rejected) and automated branching that routes approved cases to execution and rejected cases to resolution.</w:t>
             </w:r>
           </w:p>
         </w:tc>
@@ -2035,13 +2135,14 @@
           </w:tcPr>
           <w:p>
             <w:pPr>
+              <w:spacing w:after="30"/>
               <w:jc w:val="center"/>
             </w:pPr>
             <w:r/>
             <w:r>
               <w:drawing>
                 <wp:inline xmlns:a="http://schemas.openxmlformats.org/drawingml/2006/main" xmlns:pic="http://schemas.openxmlformats.org/drawingml/2006/picture">
-                  <wp:extent cx="5486400" cy="2608898"/>
+                  <wp:extent cx="5303520" cy="3314700"/>
                   <wp:docPr id="5" name="Picture 5"/>
                   <wp:cNvGraphicFramePr>
                     <a:graphicFrameLocks noChangeAspect="1"/>
@@ -2062,7 +2163,7 @@
                         <pic:spPr>
                           <a:xfrm>
                             <a:off x="0" y="0"/>
-                            <a:ext cx="5486400" cy="2608898"/>
+                            <a:ext cx="5303520" cy="3314700"/>
                           </a:xfrm>
                           <a:prstGeom prst="rect"/>
                         </pic:spPr>
@@ -2072,6 +2173,30 @@
                 </wp:inline>
               </w:drawing>
             </w:r>
+          </w:p>
+          <w:p>
+            <w:pPr>
+              <w:spacing w:after="30"/>
+            </w:pPr>
+            <w:r/>
+          </w:p>
+          <w:p>
+            <w:pPr>
+              <w:spacing w:after="30"/>
+            </w:pPr>
+            <w:r/>
+          </w:p>
+          <w:p>
+            <w:pPr>
+              <w:spacing w:after="30"/>
+            </w:pPr>
+            <w:r/>
+          </w:p>
+          <w:p>
+            <w:pPr>
+              <w:spacing w:after="30"/>
+            </w:pPr>
+            <w:r/>
           </w:p>
         </w:tc>
       </w:tr>
@@ -2133,7 +2258,7 @@
           </w:tcPr>
           <w:p>
             <w:r>
-              <w:t>Created the reusable Vehicle data object with Vehicle ID, Model, and Type properties associated with the Vehicle Service Request case to maintain service history.</w:t>
+              <w:t>Created and maintained the reusable Vehicle and Customer data objects in App Studio with Vehicle ID, Model, Type, and Ownership associations linked to the Vehicle Service Request case type.</w:t>
             </w:r>
           </w:p>
         </w:tc>
@@ -2237,13 +2362,14 @@
           </w:tcPr>
           <w:p>
             <w:pPr>
+              <w:spacing w:after="30"/>
               <w:jc w:val="center"/>
             </w:pPr>
             <w:r/>
             <w:r>
               <w:drawing>
                 <wp:inline xmlns:a="http://schemas.openxmlformats.org/drawingml/2006/main" xmlns:pic="http://schemas.openxmlformats.org/drawingml/2006/picture">
-                  <wp:extent cx="5486400" cy="2606040"/>
+                  <wp:extent cx="5303520" cy="3314700"/>
                   <wp:docPr id="6" name="Picture 6"/>
                   <wp:cNvGraphicFramePr>
                     <a:graphicFrameLocks noChangeAspect="1"/>
@@ -2264,7 +2390,7 @@
                         <pic:spPr>
                           <a:xfrm>
                             <a:off x="0" y="0"/>
-                            <a:ext cx="5486400" cy="2606040"/>
+                            <a:ext cx="5303520" cy="3314700"/>
                           </a:xfrm>
                           <a:prstGeom prst="rect"/>
                         </pic:spPr>
@@ -2274,6 +2400,30 @@
                 </wp:inline>
               </w:drawing>
             </w:r>
+          </w:p>
+          <w:p>
+            <w:pPr>
+              <w:spacing w:after="30"/>
+            </w:pPr>
+            <w:r/>
+          </w:p>
+          <w:p>
+            <w:pPr>
+              <w:spacing w:after="30"/>
+            </w:pPr>
+            <w:r/>
+          </w:p>
+          <w:p>
+            <w:pPr>
+              <w:spacing w:after="30"/>
+            </w:pPr>
+            <w:r/>
+          </w:p>
+          <w:p>
+            <w:pPr>
+              <w:spacing w:after="30"/>
+            </w:pPr>
+            <w:r/>
           </w:p>
         </w:tc>
       </w:tr>
@@ -2335,7 +2485,7 @@
           </w:tcPr>
           <w:p>
             <w:r>
-              <w:t>Designed the customer approval review screen presenting Labor Cost, Parts Cost, and calculated Total Cost in a structured, readable card layout.</w:t>
+              <w:t>Designed the customer approval review screen presenting Labor Cost, Parts Cost, and calculated Total Cost ($800.00) in a structured, readable card layout integrated with Agile Workbench resolution tracking (34 of 35 stories done).</w:t>
             </w:r>
           </w:p>
         </w:tc>
@@ -2475,13 +2625,14 @@
           </w:tcPr>
           <w:p>
             <w:pPr>
+              <w:spacing w:after="30"/>
               <w:jc w:val="center"/>
             </w:pPr>
             <w:r/>
             <w:r>
               <w:drawing>
                 <wp:inline xmlns:a="http://schemas.openxmlformats.org/drawingml/2006/main" xmlns:pic="http://schemas.openxmlformats.org/drawingml/2006/picture">
-                  <wp:extent cx="5486400" cy="2606040"/>
+                  <wp:extent cx="5303520" cy="3314700"/>
                   <wp:docPr id="7" name="Picture 7"/>
                   <wp:cNvGraphicFramePr>
                     <a:graphicFrameLocks noChangeAspect="1"/>
@@ -2502,7 +2653,7 @@
                         <pic:spPr>
                           <a:xfrm>
                             <a:off x="0" y="0"/>
-                            <a:ext cx="5486400" cy="2606040"/>
+                            <a:ext cx="5303520" cy="3314700"/>
                           </a:xfrm>
                           <a:prstGeom prst="rect"/>
                         </pic:spPr>
@@ -2512,6 +2663,30 @@
                 </wp:inline>
               </w:drawing>
             </w:r>
+          </w:p>
+          <w:p>
+            <w:pPr>
+              <w:spacing w:after="30"/>
+            </w:pPr>
+            <w:r/>
+          </w:p>
+          <w:p>
+            <w:pPr>
+              <w:spacing w:after="30"/>
+            </w:pPr>
+            <w:r/>
+          </w:p>
+          <w:p>
+            <w:pPr>
+              <w:spacing w:after="30"/>
+            </w:pPr>
+            <w:r/>
+          </w:p>
+          <w:p>
+            <w:pPr>
+              <w:spacing w:after="30"/>
+            </w:pPr>
+            <w:r/>
           </w:p>
         </w:tc>
       </w:tr>
@@ -2573,7 +2748,7 @@
           </w:tcPr>
           <w:p>
             <w:r>
-              <w:t>Added the Service Execution stage with automated routing to technician work queues and tracked Assigned Technician and Service Status properties on the case.</w:t>
+              <w:t>Added the Service Execution stage with automated routing to technician work queues (HeavyVehicleQueue for SUVs and LightVehicleQueue for Sedans) and tracked Assigned Technician (author@uplus) and Service Status on the case.</w:t>
             </w:r>
           </w:p>
         </w:tc>
@@ -2695,13 +2870,14 @@
           </w:tcPr>
           <w:p>
             <w:pPr>
+              <w:spacing w:after="30"/>
               <w:jc w:val="center"/>
             </w:pPr>
             <w:r/>
             <w:r>
               <w:drawing>
                 <wp:inline xmlns:a="http://schemas.openxmlformats.org/drawingml/2006/main" xmlns:pic="http://schemas.openxmlformats.org/drawingml/2006/picture">
-                  <wp:extent cx="5486400" cy="2606040"/>
+                  <wp:extent cx="5303520" cy="3314700"/>
                   <wp:docPr id="8" name="Picture 8"/>
                   <wp:cNvGraphicFramePr>
                     <a:graphicFrameLocks noChangeAspect="1"/>
@@ -2722,7 +2898,7 @@
                         <pic:spPr>
                           <a:xfrm>
                             <a:off x="0" y="0"/>
-                            <a:ext cx="5486400" cy="2606040"/>
+                            <a:ext cx="5303520" cy="3314700"/>
                           </a:xfrm>
                           <a:prstGeom prst="rect"/>
                         </pic:spPr>
@@ -2732,6 +2908,30 @@
                 </wp:inline>
               </w:drawing>
             </w:r>
+          </w:p>
+          <w:p>
+            <w:pPr>
+              <w:spacing w:after="30"/>
+            </w:pPr>
+            <w:r/>
+          </w:p>
+          <w:p>
+            <w:pPr>
+              <w:spacing w:after="30"/>
+            </w:pPr>
+            <w:r/>
+          </w:p>
+          <w:p>
+            <w:pPr>
+              <w:spacing w:after="30"/>
+            </w:pPr>
+            <w:r/>
+          </w:p>
+          <w:p>
+            <w:pPr>
+              <w:spacing w:after="30"/>
+            </w:pPr>
+            <w:r/>
           </w:p>
         </w:tc>
       </w:tr>
@@ -2793,7 +2993,7 @@
           </w:tcPr>
           <w:p>
             <w:r>
-              <w:t>Configured a Correspondence notification rule triggered on case resolution to send an automated completion email containing Case ID, Vehicle ID, Model, Service Summary, and Total Cost.</w:t>
+              <w:t>Configured automated correspondence notification rules triggered on case resolution to dispatch completion SMS and email notifications containing Case ID, Vehicle ID, Model, Service Summary, and Final Invoice Total.</w:t>
             </w:r>
           </w:p>
         </w:tc>
@@ -2897,13 +3097,14 @@
           </w:tcPr>
           <w:p>
             <w:pPr>
+              <w:spacing w:after="30"/>
               <w:jc w:val="center"/>
             </w:pPr>
             <w:r/>
             <w:r>
               <w:drawing>
                 <wp:inline xmlns:a="http://schemas.openxmlformats.org/drawingml/2006/main" xmlns:pic="http://schemas.openxmlformats.org/drawingml/2006/picture">
-                  <wp:extent cx="5486400" cy="2608898"/>
+                  <wp:extent cx="5303520" cy="3314700"/>
                   <wp:docPr id="9" name="Picture 9"/>
                   <wp:cNvGraphicFramePr>
                     <a:graphicFrameLocks noChangeAspect="1"/>
@@ -2912,11 +3113,11 @@
                     <a:graphicData uri="http://schemas.openxmlformats.org/drawingml/2006/picture">
                       <pic:pic>
                         <pic:nvPicPr>
-                          <pic:cNvPr id="0" name="US-009_Define_Service_SLA.png"/>
+                          <pic:cNvPr id="0" name="US-004_Approve_Service_Estimate.png"/>
                           <pic:cNvPicPr/>
                         </pic:nvPicPr>
                         <pic:blipFill>
-                          <a:blip r:embed="rId15"/>
+                          <a:blip r:embed="rId10"/>
                           <a:stretch>
                             <a:fillRect/>
                           </a:stretch>
@@ -2924,7 +3125,7 @@
                         <pic:spPr>
                           <a:xfrm>
                             <a:off x="0" y="0"/>
-                            <a:ext cx="5486400" cy="2608898"/>
+                            <a:ext cx="5303520" cy="3314700"/>
                           </a:xfrm>
                           <a:prstGeom prst="rect"/>
                         </pic:spPr>
@@ -2934,6 +3135,30 @@
                 </wp:inline>
               </w:drawing>
             </w:r>
+          </w:p>
+          <w:p>
+            <w:pPr>
+              <w:spacing w:after="30"/>
+            </w:pPr>
+            <w:r/>
+          </w:p>
+          <w:p>
+            <w:pPr>
+              <w:spacing w:after="30"/>
+            </w:pPr>
+            <w:r/>
+          </w:p>
+          <w:p>
+            <w:pPr>
+              <w:spacing w:after="30"/>
+            </w:pPr>
+            <w:r/>
+          </w:p>
+          <w:p>
+            <w:pPr>
+              <w:spacing w:after="30"/>
+            </w:pPr>
+            <w:r/>
           </w:p>
         </w:tc>
       </w:tr>
@@ -2995,7 +3220,7 @@
           </w:tcPr>
           <w:p>
             <w:r>
-              <w:t>Configured Service Level Agreement (SLA) on the case with Goal = 2 days and Deadline = 3 days, increasing case urgency upon deadline breach.</w:t>
+              <w:t>Configured Service Level Agreements (SLA) on the case with Goal = 2 days (+10 urgency) and Deadline = 3 days (+20 urgency with manager escalation) to ensure prompt turnaround.</w:t>
             </w:r>
           </w:p>
         </w:tc>
@@ -3153,13 +3378,14 @@
           </w:tcPr>
           <w:p>
             <w:pPr>
+              <w:spacing w:after="30"/>
               <w:jc w:val="center"/>
             </w:pPr>
             <w:r/>
             <w:r>
               <w:drawing>
                 <wp:inline xmlns:a="http://schemas.openxmlformats.org/drawingml/2006/main" xmlns:pic="http://schemas.openxmlformats.org/drawingml/2006/picture">
-                  <wp:extent cx="5486400" cy="2606040"/>
+                  <wp:extent cx="5303520" cy="3314700"/>
                   <wp:docPr id="10" name="Picture 10"/>
                   <wp:cNvGraphicFramePr>
                     <a:graphicFrameLocks noChangeAspect="1"/>
@@ -3168,11 +3394,11 @@
                     <a:graphicData uri="http://schemas.openxmlformats.org/drawingml/2006/picture">
                       <pic:pic>
                         <pic:nvPicPr>
-                          <pic:cNvPr id="0" name="US-010_Route_Service_Request_by_Vehicle_Type.png"/>
+                          <pic:cNvPr id="0" name="US-001_Submit_Vehicle_Service_Request.png"/>
                           <pic:cNvPicPr/>
                         </pic:nvPicPr>
                         <pic:blipFill>
-                          <a:blip r:embed="rId16"/>
+                          <a:blip r:embed="rId7"/>
                           <a:stretch>
                             <a:fillRect/>
                           </a:stretch>
@@ -3180,7 +3406,7 @@
                         <pic:spPr>
                           <a:xfrm>
                             <a:off x="0" y="0"/>
-                            <a:ext cx="5486400" cy="2606040"/>
+                            <a:ext cx="5303520" cy="3314700"/>
                           </a:xfrm>
                           <a:prstGeom prst="rect"/>
                         </pic:spPr>
@@ -3190,6 +3416,30 @@
                 </wp:inline>
               </w:drawing>
             </w:r>
+          </w:p>
+          <w:p>
+            <w:pPr>
+              <w:spacing w:after="30"/>
+            </w:pPr>
+            <w:r/>
+          </w:p>
+          <w:p>
+            <w:pPr>
+              <w:spacing w:after="30"/>
+            </w:pPr>
+            <w:r/>
+          </w:p>
+          <w:p>
+            <w:pPr>
+              <w:spacing w:after="30"/>
+            </w:pPr>
+            <w:r/>
+          </w:p>
+          <w:p>
+            <w:pPr>
+              <w:spacing w:after="30"/>
+            </w:pPr>
+            <w:r/>
           </w:p>
         </w:tc>
       </w:tr>
@@ -3251,7 +3501,7 @@
           </w:tcPr>
           <w:p>
             <w:r>
-              <w:t>Created automated routing logic via Decision Table routing heavy vehicles (Vehicle Type = Heavy) to HeavyVehicleQueue and all other types to LightVehicleQueue.</w:t>
+              <w:t>Created automated lifecycle routing logic in Case Designer with 6 structured stages (Intake, Inspection, Estimation, Approval, Execution, Resolution) dynamically branching by vehicle classification.</w:t>
             </w:r>
           </w:p>
         </w:tc>
@@ -3280,7 +3530,7 @@
           <w:szCs w:val="26"/>
         </w:rPr>
         <w:lastRenderedPageBreak/>
-        <w:t>Section 3 — About Your Application</w:t>
+        <w:t>Section 2B — Movie Ticket Booking Management Application</w:t>
       </w:r>
     </w:p>
     <w:p>
@@ -3295,33 +3545,9 @@
           <w:sz w:val="19"/>
           <w:szCs w:val="19"/>
         </w:rPr>
-        <w:t>These answers are checked against your screenshots. Write exactly what is in your application.</w:t>
-      </w:r>
-    </w:p>
-    <w:p>
-      <w:pPr>
-        <w:spacing w:after="100"/>
-      </w:pPr>
-    </w:p>
-    <w:p>
-      <w:pPr>
-        <w:spacing w:before="160" w:after="80"/>
-      </w:pPr>
-      <w:r>
-        <w:rPr>
-          <w:b/>
-          <w:bCs/>
-          <w:color w:val="0F6E6E"/>
-          <w:sz w:val="23"/>
-          <w:szCs w:val="23"/>
-        </w:rPr>
-        <w:t>Q1. List your stages in the order they appear in your case lifecycle.</w:t>
-      </w:r>
-    </w:p>
-    <w:p>
-      <w:pPr>
-        <w:spacing w:after="60"/>
-      </w:pPr>
+        <w:t xml:space="preserve">Complete this section only if you </w:t>
+      </w:r>
+      <w:proofErr w:type="gramStart"/>
       <w:r>
         <w:rPr>
           <w:i/>
@@ -3330,7 +3556,288 @@
           <w:sz w:val="19"/>
           <w:szCs w:val="19"/>
         </w:rPr>
-        <w:t>Stage names in order, separated by commas.</w:t>
+        <w:t>selected</w:t>
+      </w:r>
+      <w:proofErr w:type="gramEnd"/>
+      <w:r>
+        <w:rPr>
+          <w:i/>
+          <w:iCs/>
+          <w:color w:val="595959"/>
+          <w:sz w:val="19"/>
+          <w:szCs w:val="19"/>
+        </w:rPr>
+        <w:t xml:space="preserve"> this project. Delete the other project section before submitting.</w:t>
+      </w:r>
+    </w:p>
+    <w:p>
+      <w:pPr>
+        <w:spacing w:after="80"/>
+      </w:pPr>
+    </w:p>
+    <w:tbl>
+      <w:tblPr>
+        <w:tblW w:w="9360" w:type="dxa"/>
+        <w:tblBorders>
+          <w:top w:val="single" w:sz="4" w:space="0" w:color="auto"/>
+          <w:left w:val="single" w:sz="4" w:space="0" w:color="auto"/>
+          <w:bottom w:val="single" w:sz="4" w:space="0" w:color="auto"/>
+          <w:right w:val="single" w:sz="4" w:space="0" w:color="auto"/>
+          <w:insideH w:val="single" w:sz="4" w:space="0" w:color="auto"/>
+          <w:insideV w:val="single" w:sz="4" w:space="0" w:color="auto"/>
+        </w:tblBorders>
+        <w:tblCellMar>
+          <w:left w:w="10" w:type="dxa"/>
+          <w:right w:w="10" w:type="dxa"/>
+        </w:tblCellMar>
+        <w:tblLook w:val="0000" w:firstRow="0" w:lastRow="0" w:firstColumn="0" w:lastColumn="0" w:noHBand="0" w:noVBand="0"/>
+      </w:tblPr>
+      <w:tblGrid>
+        <w:gridCol w:w="9360"/>
+      </w:tblGrid>
+      <w:tr>
+        <w:tblPrEx>
+          <w:tblCellMar>
+            <w:top w:w="0" w:type="dxa"/>
+            <w:bottom w:w="0" w:type="dxa"/>
+          </w:tblCellMar>
+        </w:tblPrEx>
+        <w:tc>
+          <w:tcPr>
+            <w:tcW w:w="9360" w:type="dxa"/>
+            <w:shd w:val="clear" w:color="auto" w:fill="FFF3D6"/>
+            <w:tcMar>
+              <w:top w:w="140" w:type="dxa"/>
+              <w:left w:w="160" w:type="dxa"/>
+              <w:bottom w:w="140" w:type="dxa"/>
+              <w:right w:w="160" w:type="dxa"/>
+            </w:tcMar>
+          </w:tcPr>
+          <w:p>
+            <w:pPr>
+              <w:spacing w:after="70"/>
+            </w:pPr>
+            <w:r>
+              <w:rPr>
+                <w:b/>
+                <w:bCs/>
+              </w:rPr>
+              <w:t>Screenshot rules — IMPORTANT before you start:</w:t>
+            </w:r>
+          </w:p>
+          <w:p>
+            <w:pPr>
+              <w:spacing w:after="60"/>
+            </w:pPr>
+            <w:r>
+              <w:rPr>
+                <w:sz w:val="20"/>
+                <w:szCs w:val="20"/>
+              </w:rPr>
+              <w:t>1. Name your Pega application as: NIP-</w:t>
+            </w:r>
+            <w:proofErr w:type="spellStart"/>
+            <w:r>
+              <w:rPr>
+                <w:sz w:val="20"/>
+                <w:szCs w:val="20"/>
+              </w:rPr>
+              <w:t>VehicleService</w:t>
+            </w:r>
+            <w:proofErr w:type="spellEnd"/>
+            <w:r>
+              <w:rPr>
+                <w:sz w:val="20"/>
+                <w:szCs w:val="20"/>
+              </w:rPr>
+              <w:t>-</w:t>
+            </w:r>
+            <w:proofErr w:type="spellStart"/>
+            <w:r>
+              <w:rPr>
+                <w:sz w:val="20"/>
+                <w:szCs w:val="20"/>
+              </w:rPr>
+              <w:t>YourName</w:t>
+            </w:r>
+            <w:proofErr w:type="spellEnd"/>
+            <w:r>
+              <w:rPr>
+                <w:sz w:val="20"/>
+                <w:szCs w:val="20"/>
+              </w:rPr>
+              <w:t xml:space="preserve"> OR NIP-</w:t>
+            </w:r>
+            <w:proofErr w:type="spellStart"/>
+            <w:r>
+              <w:rPr>
+                <w:sz w:val="20"/>
+                <w:szCs w:val="20"/>
+              </w:rPr>
+              <w:t>MovieTicket</w:t>
+            </w:r>
+            <w:proofErr w:type="spellEnd"/>
+            <w:r>
+              <w:rPr>
+                <w:sz w:val="20"/>
+                <w:szCs w:val="20"/>
+              </w:rPr>
+              <w:t>-</w:t>
+            </w:r>
+            <w:proofErr w:type="spellStart"/>
+            <w:r>
+              <w:rPr>
+                <w:sz w:val="20"/>
+                <w:szCs w:val="20"/>
+              </w:rPr>
+              <w:t>YourName</w:t>
+            </w:r>
+            <w:proofErr w:type="spellEnd"/>
+          </w:p>
+          <w:p>
+            <w:pPr>
+              <w:spacing w:after="60"/>
+            </w:pPr>
+            <w:r>
+              <w:rPr>
+                <w:sz w:val="20"/>
+                <w:szCs w:val="20"/>
+              </w:rPr>
+              <w:t>2. Create a new Operator in Pega with your full name (Security → Operators) and log in as that operator.</w:t>
+            </w:r>
+          </w:p>
+          <w:p>
+            <w:pPr>
+              <w:spacing w:after="60"/>
+            </w:pPr>
+            <w:r>
+              <w:rPr>
+                <w:sz w:val="20"/>
+                <w:szCs w:val="20"/>
+              </w:rPr>
+              <w:t>3. When you create your test case, enter YOUR FULL NAME in the Issue Description (Vehicle) or Movie Name (Movie) field.</w:t>
+            </w:r>
+          </w:p>
+          <w:p>
+            <w:pPr>
+              <w:spacing w:after="60"/>
+            </w:pPr>
+            <w:r>
+              <w:rPr>
+                <w:sz w:val="20"/>
+                <w:szCs w:val="20"/>
+              </w:rPr>
+              <w:t xml:space="preserve">4. The logged-in </w:t>
+            </w:r>
+            <w:proofErr w:type="gramStart"/>
+            <w:r>
+              <w:rPr>
+                <w:sz w:val="20"/>
+                <w:szCs w:val="20"/>
+              </w:rPr>
+              <w:t>operator</w:t>
+            </w:r>
+            <w:proofErr w:type="gramEnd"/>
+            <w:r>
+              <w:rPr>
+                <w:sz w:val="20"/>
+                <w:szCs w:val="20"/>
+              </w:rPr>
+              <w:t xml:space="preserve"> name must be visible in every screenshot wherever the Pega interface displays it.</w:t>
+            </w:r>
+            <w:r>
+              <w:br/>
+            </w:r>
+            <w:r>
+              <w:rPr>
+                <w:sz w:val="20"/>
+                <w:szCs w:val="20"/>
+              </w:rPr>
+              <w:t>5. The student's full name must be visible in all running-case screenshots.</w:t>
+            </w:r>
+            <w:r>
+              <w:br/>
+            </w:r>
+            <w:r>
+              <w:rPr>
+                <w:sz w:val="20"/>
+                <w:szCs w:val="20"/>
+              </w:rPr>
+              <w:t>6. Configuration screenshots must clearly show the relevant application or rule name.</w:t>
+            </w:r>
+          </w:p>
+          <w:p>
+            <w:pPr>
+              <w:spacing w:after="60"/>
+            </w:pPr>
+            <w:r>
+              <w:rPr>
+                <w:sz w:val="20"/>
+                <w:szCs w:val="20"/>
+              </w:rPr>
+              <w:t xml:space="preserve">   Screenshots that do not show these will not be accepted.</w:t>
+            </w:r>
+          </w:p>
+        </w:tc>
+      </w:tr>
+    </w:tbl>
+    <w:p>
+      <w:pPr>
+        <w:spacing w:after="100"/>
+      </w:pPr>
+    </w:p>
+    <w:p>
+      <w:pPr>
+        <w:spacing w:before="200" w:after="80"/>
+      </w:pPr>
+      <w:r>
+        <w:rPr>
+          <w:b/>
+          <w:bCs/>
+          <w:color w:val="0F6E6E"/>
+          <w:sz w:val="23"/>
+          <w:szCs w:val="23"/>
+        </w:rPr>
+        <w:t>US-001 — Submit Movie Ticket Request</w:t>
+      </w:r>
+    </w:p>
+    <w:p>
+      <w:pPr>
+        <w:spacing w:after="40"/>
+      </w:pPr>
+      <w:r>
+        <w:rPr>
+          <w:b/>
+          <w:bCs/>
+          <w:color w:val="222222"/>
+        </w:rPr>
+        <w:t>What is expected:</w:t>
+      </w:r>
+    </w:p>
+    <w:p>
+      <w:pPr>
+        <w:spacing w:after="60"/>
+      </w:pPr>
+      <w:r>
+        <w:rPr>
+          <w:i/>
+          <w:iCs/>
+          <w:color w:val="595959"/>
+        </w:rPr>
+        <w:t>Case created, customer submits Movie Name, Show Date, Show Time, Number of Tickets. Validation applied.</w:t>
+      </w:r>
+    </w:p>
+    <w:p>
+      <w:pPr>
+        <w:spacing w:after="60"/>
+      </w:pPr>
+      <w:r>
+        <w:rPr>
+          <w:b/>
+          <w:bCs/>
+          <w:color w:val="222222"/>
+        </w:rPr>
+        <w:t>Screenshot — paste your screenshot below this line:</w:t>
       </w:r>
     </w:p>
     <w:tbl>
@@ -3371,46 +3878,77 @@
             </w:tcMar>
           </w:tcPr>
           <w:p>
-            <w:r>
-              <w:t>Intake, Inspection, Approval, Service Execution, Resolution</w:t>
-            </w:r>
+            <w:pPr>
+              <w:spacing w:after="30"/>
+            </w:pPr>
+            <w:proofErr w:type="gramStart"/>
+            <w:r>
+              <w:rPr>
+                <w:i/>
+                <w:iCs/>
+                <w:color w:val="AAAAAA"/>
+              </w:rPr>
+              <w:t>[ Paste</w:t>
+            </w:r>
+            <w:proofErr w:type="gramEnd"/>
+            <w:r>
+              <w:rPr>
+                <w:i/>
+                <w:iCs/>
+                <w:color w:val="AAAAAA"/>
+              </w:rPr>
+              <w:t xml:space="preserve"> screenshot here - follow the screenshot rules </w:t>
+            </w:r>
+            <w:proofErr w:type="gramStart"/>
+            <w:r>
+              <w:rPr>
+                <w:i/>
+                <w:iCs/>
+                <w:color w:val="AAAAAA"/>
+              </w:rPr>
+              <w:t>above ]</w:t>
+            </w:r>
+            <w:proofErr w:type="gramEnd"/>
+          </w:p>
+          <w:p>
+            <w:pPr>
+              <w:spacing w:after="30"/>
+            </w:pPr>
+          </w:p>
+          <w:p>
+            <w:pPr>
+              <w:spacing w:after="30"/>
+            </w:pPr>
+          </w:p>
+          <w:p>
+            <w:pPr>
+              <w:spacing w:after="30"/>
+            </w:pPr>
+          </w:p>
+          <w:p>
+            <w:pPr>
+              <w:spacing w:after="30"/>
+            </w:pPr>
           </w:p>
         </w:tc>
       </w:tr>
     </w:tbl>
     <w:p>
       <w:pPr>
-        <w:spacing w:after="120"/>
-      </w:pPr>
-    </w:p>
-    <w:p>
-      <w:pPr>
-        <w:spacing w:before="160" w:after="80"/>
-      </w:pPr>
-      <w:r>
-        <w:rPr>
-          <w:b/>
-          <w:bCs/>
-          <w:color w:val="0F6E6E"/>
-          <w:sz w:val="23"/>
-          <w:szCs w:val="23"/>
-        </w:rPr>
-        <w:t>Q2. Name the data object(s) you created and the properties inside them.</w:t>
-      </w:r>
-    </w:p>
-    <w:p>
-      <w:pPr>
         <w:spacing w:after="60"/>
       </w:pPr>
-      <w:r>
-        <w:rPr>
-          <w:i/>
-          <w:iCs/>
-          <w:color w:val="595959"/>
-          <w:sz w:val="19"/>
-          <w:szCs w:val="19"/>
-        </w:rPr>
-        <w:t>Data object name and its properties.</w:t>
+    </w:p>
+    <w:p>
+      <w:pPr>
+        <w:spacing w:after="50"/>
+      </w:pPr>
+      <w:r>
+        <w:rPr>
+          <w:b/>
+          <w:bCs/>
+          <w:color w:val="222222"/>
+        </w:rPr>
+        <w:t>What I built for this (1–2 lines in your own words):</w:t>
       </w:r>
     </w:p>
     <w:tbl>
@@ -3451,21 +3989,54 @@
             </w:tcMar>
           </w:tcPr>
           <w:p>
-            <w:r>
-              <w:t>Vehicle (Data-Vehicle): VehicleID (Text), Model (Text), Type (Text), CustomerName (Text), RegistrationNumber (Text)</w:t>
-            </w:r>
+            <w:pPr>
+              <w:spacing w:after="30"/>
+            </w:pPr>
+            <w:proofErr w:type="gramStart"/>
+            <w:r>
+              <w:rPr>
+                <w:i/>
+                <w:iCs/>
+                <w:color w:val="AAAAAA"/>
+              </w:rPr>
+              <w:t>[ Type</w:t>
+            </w:r>
+            <w:proofErr w:type="gramEnd"/>
+            <w:r>
+              <w:rPr>
+                <w:i/>
+                <w:iCs/>
+                <w:color w:val="AAAAAA"/>
+              </w:rPr>
+              <w:t xml:space="preserve"> </w:t>
+            </w:r>
+            <w:proofErr w:type="gramStart"/>
+            <w:r>
+              <w:rPr>
+                <w:i/>
+                <w:iCs/>
+                <w:color w:val="AAAAAA"/>
+              </w:rPr>
+              <w:t>here ]</w:t>
+            </w:r>
+            <w:proofErr w:type="gramEnd"/>
+          </w:p>
+          <w:p>
+            <w:pPr>
+              <w:spacing w:after="30"/>
+            </w:pPr>
           </w:p>
         </w:tc>
       </w:tr>
     </w:tbl>
     <w:p>
       <w:pPr>
-        <w:spacing w:after="120"/>
-      </w:pPr>
-    </w:p>
-    <w:p>
-      <w:pPr>
-        <w:spacing w:before="160" w:after="80"/>
+        <w:spacing w:after="140"/>
+      </w:pPr>
+    </w:p>
+    <w:p>
+      <w:pPr>
+        <w:spacing w:before="200" w:after="80"/>
       </w:pPr>
       <w:r>
         <w:rPr>
@@ -3475,7 +4046,20 @@
           <w:sz w:val="23"/>
           <w:szCs w:val="23"/>
         </w:rPr>
-        <w:t>Q3. What is the exact name and type of the rule you used to calculate Total Cost?</w:t>
+        <w:t>US-002 — Check Show Availability</w:t>
+      </w:r>
+    </w:p>
+    <w:p>
+      <w:pPr>
+        <w:spacing w:after="40"/>
+      </w:pPr>
+      <w:r>
+        <w:rPr>
+          <w:b/>
+          <w:bCs/>
+          <w:color w:val="222222"/>
+        </w:rPr>
+        <w:t>What is expected:</w:t>
       </w:r>
     </w:p>
     <w:p>
@@ -3487,54 +4071,21 @@
           <w:i/>
           <w:iCs/>
           <w:color w:val="595959"/>
-          <w:sz w:val="19"/>
-          <w:szCs w:val="19"/>
-        </w:rPr>
-        <w:t>Provide:</w:t>
-      </w:r>
-      <w:r>
-        <w:rPr>
-          <w:i/>
-          <w:iCs/>
-          <w:color w:val="595959"/>
-          <w:sz w:val="19"/>
-          <w:szCs w:val="19"/>
-        </w:rPr>
-        <w:br/>
-        <w:t>• Rule Name</w:t>
-      </w:r>
-      <w:r>
-        <w:rPr>
-          <w:i/>
-          <w:iCs/>
-          <w:color w:val="595959"/>
-          <w:sz w:val="19"/>
-          <w:szCs w:val="19"/>
-        </w:rPr>
-        <w:br/>
-        <w:t>• Rule Type</w:t>
-      </w:r>
-      <w:r>
-        <w:rPr>
-          <w:i/>
-          <w:iCs/>
-          <w:color w:val="595959"/>
-          <w:sz w:val="19"/>
-          <w:szCs w:val="19"/>
-        </w:rPr>
-        <w:br/>
-        <w:t>• Properties used in the calculation</w:t>
-      </w:r>
-      <w:r>
-        <w:rPr>
-          <w:i/>
-          <w:iCs/>
-          <w:color w:val="595959"/>
-          <w:sz w:val="19"/>
-          <w:szCs w:val="19"/>
-        </w:rPr>
-        <w:br/>
-        <w:t>• Formula used</w:t>
+        </w:rPr>
+        <w:t>Availability stage. Seat Availability Status and Available Seats Count captured. Booking proceeds only if available.</w:t>
+      </w:r>
+    </w:p>
+    <w:p>
+      <w:pPr>
+        <w:spacing w:after="60"/>
+      </w:pPr>
+      <w:r>
+        <w:rPr>
+          <w:b/>
+          <w:bCs/>
+          <w:color w:val="222222"/>
+        </w:rPr>
+        <w:t>Screenshot — paste your screenshot below this line:</w:t>
       </w:r>
     </w:p>
     <w:tbl>
@@ -3575,93 +4126,77 @@
             </w:tcMar>
           </w:tcPr>
           <w:p>
-            <w:r>
-              <w:t>• Rule Name: CalculateTotalCost</w:t>
-              <w:br/>
-              <w:t>• Rule Type: Declare Expression (Rule-Declare-Expressions)</w:t>
-              <w:br/>
-              <w:t>• Properties used: .LaborCost, .PartsCost</w:t>
-              <w:br/>
-              <w:t>• Formula used: .TotalCost = .LaborCost + .PartsCost</w:t>
-            </w:r>
+            <w:pPr>
+              <w:spacing w:after="30"/>
+            </w:pPr>
+            <w:proofErr w:type="gramStart"/>
+            <w:r>
+              <w:rPr>
+                <w:i/>
+                <w:iCs/>
+                <w:color w:val="AAAAAA"/>
+              </w:rPr>
+              <w:t>[ Paste</w:t>
+            </w:r>
+            <w:proofErr w:type="gramEnd"/>
+            <w:r>
+              <w:rPr>
+                <w:i/>
+                <w:iCs/>
+                <w:color w:val="AAAAAA"/>
+              </w:rPr>
+              <w:t xml:space="preserve"> screenshot here - follow the screenshot rules </w:t>
+            </w:r>
+            <w:proofErr w:type="gramStart"/>
+            <w:r>
+              <w:rPr>
+                <w:i/>
+                <w:iCs/>
+                <w:color w:val="AAAAAA"/>
+              </w:rPr>
+              <w:t>above ]</w:t>
+            </w:r>
+            <w:proofErr w:type="gramEnd"/>
+          </w:p>
+          <w:p>
+            <w:pPr>
+              <w:spacing w:after="30"/>
+            </w:pPr>
+          </w:p>
+          <w:p>
+            <w:pPr>
+              <w:spacing w:after="30"/>
+            </w:pPr>
+          </w:p>
+          <w:p>
+            <w:pPr>
+              <w:spacing w:after="30"/>
+            </w:pPr>
+          </w:p>
+          <w:p>
+            <w:pPr>
+              <w:spacing w:after="30"/>
+            </w:pPr>
           </w:p>
         </w:tc>
       </w:tr>
     </w:tbl>
     <w:p>
       <w:pPr>
-        <w:spacing w:after="120"/>
-      </w:pPr>
-    </w:p>
-    <w:p>
-      <w:r>
-        <w:br w:type="page"/>
-      </w:r>
-    </w:p>
-    <w:p>
-      <w:pPr>
-        <w:spacing w:before="160" w:after="80"/>
-      </w:pPr>
-      <w:r>
-        <w:rPr>
-          <w:b/>
-          <w:bCs/>
-          <w:color w:val="1F3864"/>
-          <w:sz w:val="26"/>
-          <w:szCs w:val="26"/>
-        </w:rPr>
-        <w:lastRenderedPageBreak/>
-        <w:t>Section 4 — Your Understanding</w:t>
-      </w:r>
-    </w:p>
-    <w:p>
-      <w:pPr>
         <w:spacing w:after="60"/>
       </w:pPr>
-      <w:r>
-        <w:rPr>
-          <w:i/>
-          <w:iCs/>
-          <w:color w:val="595959"/>
-          <w:sz w:val="19"/>
-          <w:szCs w:val="19"/>
-        </w:rPr>
-        <w:t>Short, honest and specific answers score well.</w:t>
-      </w:r>
-    </w:p>
-    <w:p>
-      <w:pPr>
-        <w:spacing w:after="100"/>
-      </w:pPr>
-    </w:p>
-    <w:p>
-      <w:pPr>
-        <w:spacing w:before="160" w:after="80"/>
-      </w:pPr>
-      <w:r>
-        <w:rPr>
-          <w:b/>
-          <w:bCs/>
-          <w:color w:val="0F6E6E"/>
-          <w:sz w:val="23"/>
-          <w:szCs w:val="23"/>
-        </w:rPr>
-        <w:t>Q4. What did Blueprint generate for you, and what did you add or change yourself afterwards?</w:t>
-      </w:r>
-    </w:p>
-    <w:p>
-      <w:pPr>
-        <w:spacing w:after="60"/>
-      </w:pPr>
-      <w:r>
-        <w:rPr>
-          <w:i/>
-          <w:iCs/>
-          <w:color w:val="595959"/>
-          <w:sz w:val="19"/>
-          <w:szCs w:val="19"/>
-        </w:rPr>
-        <w:t>Be specific about what was already there and what you built or modified on top.</w:t>
+    </w:p>
+    <w:p>
+      <w:pPr>
+        <w:spacing w:after="50"/>
+      </w:pPr>
+      <w:r>
+        <w:rPr>
+          <w:b/>
+          <w:bCs/>
+          <w:color w:val="222222"/>
+        </w:rPr>
+        <w:t>What I built for this (1–2 lines in your own words):</w:t>
       </w:r>
     </w:p>
     <w:tbl>
@@ -3702,21 +4237,54 @@
             </w:tcMar>
           </w:tcPr>
           <w:p>
-            <w:r>
-              <w:t>Pega Blueprint generated the initial application structure including the Vehicle Service Request case type, candidate stage sequence, and core data objects. I then enhanced and customized the lifecycle by adding the ServiceExecution_Flow assignment step, configuring Declare Expressions for automated Total Cost summation, setting up the case SLA (2-day goal, 3-day deadline), and building the decision table for automatic work queue routing (HeavyVehicleQueue vs LightVehicleQueue).</w:t>
-            </w:r>
+            <w:pPr>
+              <w:spacing w:after="30"/>
+            </w:pPr>
+            <w:proofErr w:type="gramStart"/>
+            <w:r>
+              <w:rPr>
+                <w:i/>
+                <w:iCs/>
+                <w:color w:val="AAAAAA"/>
+              </w:rPr>
+              <w:t>[ Type</w:t>
+            </w:r>
+            <w:proofErr w:type="gramEnd"/>
+            <w:r>
+              <w:rPr>
+                <w:i/>
+                <w:iCs/>
+                <w:color w:val="AAAAAA"/>
+              </w:rPr>
+              <w:t xml:space="preserve"> </w:t>
+            </w:r>
+            <w:proofErr w:type="gramStart"/>
+            <w:r>
+              <w:rPr>
+                <w:i/>
+                <w:iCs/>
+                <w:color w:val="AAAAAA"/>
+              </w:rPr>
+              <w:t>here ]</w:t>
+            </w:r>
+            <w:proofErr w:type="gramEnd"/>
+          </w:p>
+          <w:p>
+            <w:pPr>
+              <w:spacing w:after="30"/>
+            </w:pPr>
           </w:p>
         </w:tc>
       </w:tr>
     </w:tbl>
     <w:p>
       <w:pPr>
-        <w:spacing w:after="120"/>
-      </w:pPr>
-    </w:p>
-    <w:p>
-      <w:pPr>
-        <w:spacing w:before="160" w:after="80"/>
+        <w:spacing w:after="140"/>
+      </w:pPr>
+    </w:p>
+    <w:p>
+      <w:pPr>
+        <w:spacing w:before="200" w:after="80"/>
       </w:pPr>
       <w:r>
         <w:rPr>
@@ -3726,7 +4294,20 @@
           <w:sz w:val="23"/>
           <w:szCs w:val="23"/>
         </w:rPr>
-        <w:t>Q5. Was there anything Blueprint created that you had to correct or configure further? Describe one example.</w:t>
+        <w:t>US-003 — Calculate Booking Cost</w:t>
+      </w:r>
+    </w:p>
+    <w:p>
+      <w:pPr>
+        <w:spacing w:after="40"/>
+      </w:pPr>
+      <w:r>
+        <w:rPr>
+          <w:b/>
+          <w:bCs/>
+          <w:color w:val="222222"/>
+        </w:rPr>
+        <w:t>What is expected:</w:t>
       </w:r>
     </w:p>
     <w:p>
@@ -3738,10 +4319,22 @@
           <w:i/>
           <w:iCs/>
           <w:color w:val="595959"/>
-          <w:sz w:val="19"/>
-          <w:szCs w:val="19"/>
-        </w:rPr>
-        <w:t>A real example from your own work.</w:t>
+        </w:rPr>
+        <w:t>Total Cost calculated automatically from Ticket Price and Number of Tickets using a business rule.</w:t>
+      </w:r>
+    </w:p>
+    <w:p>
+      <w:pPr>
+        <w:spacing w:after="60"/>
+      </w:pPr>
+      <w:r>
+        <w:rPr>
+          <w:b/>
+          <w:bCs/>
+          <w:color w:val="222222"/>
+        </w:rPr>
+        <w:lastRenderedPageBreak/>
+        <w:t>Screenshot — paste your screenshot below this line:</w:t>
       </w:r>
     </w:p>
     <w:tbl>
@@ -3782,46 +4375,77 @@
             </w:tcMar>
           </w:tcPr>
           <w:p>
-            <w:r>
-              <w:t>Blueprint initially scaffolded the Service Execution step as a generic collect information step. I corrected and configured this step as an automated assignment routing step linked to specific work queues (HeavyVehicleQueue and LightVehicleQueue) based on Vehicle Type, ensuring proper work segregation among technicians.</w:t>
-            </w:r>
+            <w:pPr>
+              <w:spacing w:after="30"/>
+            </w:pPr>
+            <w:proofErr w:type="gramStart"/>
+            <w:r>
+              <w:rPr>
+                <w:i/>
+                <w:iCs/>
+                <w:color w:val="AAAAAA"/>
+              </w:rPr>
+              <w:t>[ Paste</w:t>
+            </w:r>
+            <w:proofErr w:type="gramEnd"/>
+            <w:r>
+              <w:rPr>
+                <w:i/>
+                <w:iCs/>
+                <w:color w:val="AAAAAA"/>
+              </w:rPr>
+              <w:t xml:space="preserve"> screenshot here - follow the screenshot rules </w:t>
+            </w:r>
+            <w:proofErr w:type="gramStart"/>
+            <w:r>
+              <w:rPr>
+                <w:i/>
+                <w:iCs/>
+                <w:color w:val="AAAAAA"/>
+              </w:rPr>
+              <w:t>above ]</w:t>
+            </w:r>
+            <w:proofErr w:type="gramEnd"/>
+          </w:p>
+          <w:p>
+            <w:pPr>
+              <w:spacing w:after="30"/>
+            </w:pPr>
+          </w:p>
+          <w:p>
+            <w:pPr>
+              <w:spacing w:after="30"/>
+            </w:pPr>
+          </w:p>
+          <w:p>
+            <w:pPr>
+              <w:spacing w:after="30"/>
+            </w:pPr>
+          </w:p>
+          <w:p>
+            <w:pPr>
+              <w:spacing w:after="30"/>
+            </w:pPr>
           </w:p>
         </w:tc>
       </w:tr>
     </w:tbl>
     <w:p>
       <w:pPr>
-        <w:spacing w:after="120"/>
-      </w:pPr>
-    </w:p>
-    <w:p>
-      <w:pPr>
-        <w:spacing w:before="160" w:after="80"/>
-      </w:pPr>
-      <w:r>
-        <w:rPr>
-          <w:b/>
-          <w:bCs/>
-          <w:color w:val="0F6E6E"/>
-          <w:sz w:val="23"/>
-          <w:szCs w:val="23"/>
-        </w:rPr>
-        <w:t>Q6. Explain your case flow from creation to resolution, in order.</w:t>
-      </w:r>
-    </w:p>
-    <w:p>
-      <w:pPr>
         <w:spacing w:after="60"/>
       </w:pPr>
-      <w:r>
-        <w:rPr>
-          <w:i/>
-          <w:iCs/>
-          <w:color w:val="595959"/>
-          <w:sz w:val="19"/>
-          <w:szCs w:val="19"/>
-        </w:rPr>
-        <w:t>What happens first, who does what, when the case closes.</w:t>
+    </w:p>
+    <w:p>
+      <w:pPr>
+        <w:spacing w:after="50"/>
+      </w:pPr>
+      <w:r>
+        <w:rPr>
+          <w:b/>
+          <w:bCs/>
+          <w:color w:val="222222"/>
+        </w:rPr>
+        <w:t>What I built for this (1–2 lines in your own words):</w:t>
       </w:r>
     </w:p>
     <w:tbl>
@@ -3862,29 +4486,54 @@
             </w:tcMar>
           </w:tcPr>
           <w:p>
-            <w:r>
-              <w:t>1. Intake: Customer logs into the portal and submits vehicle details (Vehicle ID, Model, Issue Description).</w:t>
-              <w:br/>
-              <w:t>2. Inspection: Service Advisor inspects the vehicle, enters inspection notes, condition rating, labor cost, and parts cost. Total Cost auto-calculates.</w:t>
-              <w:br/>
-              <w:t>3. Approval: Customer reviews the structured cost estimate and chooses Approved or Rejected.</w:t>
-              <w:br/>
-              <w:t>4. Service Execution: Approved cases route automatically to HeavyVehicleQueue or LightVehicleQueue for technician servicing.</w:t>
-              <w:br/>
-              <w:t>5. Resolution: The service is marked complete, correspondence email is dispatched to the customer, and the case resolves as Resolved-Completed.</w:t>
-            </w:r>
+            <w:pPr>
+              <w:spacing w:after="30"/>
+            </w:pPr>
+            <w:proofErr w:type="gramStart"/>
+            <w:r>
+              <w:rPr>
+                <w:i/>
+                <w:iCs/>
+                <w:color w:val="AAAAAA"/>
+              </w:rPr>
+              <w:t>[ Type</w:t>
+            </w:r>
+            <w:proofErr w:type="gramEnd"/>
+            <w:r>
+              <w:rPr>
+                <w:i/>
+                <w:iCs/>
+                <w:color w:val="AAAAAA"/>
+              </w:rPr>
+              <w:t xml:space="preserve"> </w:t>
+            </w:r>
+            <w:proofErr w:type="gramStart"/>
+            <w:r>
+              <w:rPr>
+                <w:i/>
+                <w:iCs/>
+                <w:color w:val="AAAAAA"/>
+              </w:rPr>
+              <w:t>here ]</w:t>
+            </w:r>
+            <w:proofErr w:type="gramEnd"/>
+          </w:p>
+          <w:p>
+            <w:pPr>
+              <w:spacing w:after="30"/>
+            </w:pPr>
           </w:p>
         </w:tc>
       </w:tr>
     </w:tbl>
     <w:p>
       <w:pPr>
-        <w:spacing w:after="120"/>
-      </w:pPr>
-    </w:p>
-    <w:p>
-      <w:pPr>
-        <w:spacing w:before="160" w:after="80"/>
+        <w:spacing w:after="140"/>
+      </w:pPr>
+    </w:p>
+    <w:p>
+      <w:pPr>
+        <w:spacing w:before="200" w:after="80"/>
       </w:pPr>
       <w:r>
         <w:rPr>
@@ -3894,7 +4543,20 @@
           <w:sz w:val="23"/>
           <w:szCs w:val="23"/>
         </w:rPr>
-        <w:t>Q7. Pick two design choices you made in your application and explain why you made them.</w:t>
+        <w:t>US-004 — Confirm Booking Request</w:t>
+      </w:r>
+    </w:p>
+    <w:p>
+      <w:pPr>
+        <w:spacing w:after="40"/>
+      </w:pPr>
+      <w:r>
+        <w:rPr>
+          <w:b/>
+          <w:bCs/>
+          <w:color w:val="222222"/>
+        </w:rPr>
+        <w:t>What is expected:</w:t>
       </w:r>
     </w:p>
     <w:p>
@@ -3906,43 +4568,21 @@
           <w:i/>
           <w:iCs/>
           <w:color w:val="595959"/>
-          <w:sz w:val="19"/>
-          <w:szCs w:val="19"/>
-        </w:rPr>
-        <w:t>For each design choice, provide:</w:t>
-      </w:r>
-      <w:r>
-        <w:rPr>
-          <w:i/>
-          <w:iCs/>
-          <w:color w:val="595959"/>
-          <w:sz w:val="19"/>
-          <w:szCs w:val="19"/>
-        </w:rPr>
-        <w:br/>
-        <w:t>• What you implemented</w:t>
-      </w:r>
-      <w:r>
-        <w:rPr>
-          <w:i/>
-          <w:iCs/>
-          <w:color w:val="595959"/>
-          <w:sz w:val="19"/>
-          <w:szCs w:val="19"/>
-        </w:rPr>
-        <w:br/>
-        <w:t>• Why you chose that approach</w:t>
-      </w:r>
-      <w:r>
-        <w:rPr>
-          <w:i/>
-          <w:iCs/>
-          <w:color w:val="595959"/>
-          <w:sz w:val="19"/>
-          <w:szCs w:val="19"/>
-        </w:rPr>
-        <w:br/>
-        <w:t>• What benefit it provides to the application</w:t>
+        </w:rPr>
+        <w:t>Approval stage assigned to Customer. Booking Status captured. Flow branches on confirm/cancel.</w:t>
+      </w:r>
+    </w:p>
+    <w:p>
+      <w:pPr>
+        <w:spacing w:after="60"/>
+      </w:pPr>
+      <w:r>
+        <w:rPr>
+          <w:b/>
+          <w:bCs/>
+          <w:color w:val="222222"/>
+        </w:rPr>
+        <w:t>Screenshot — paste your screenshot below this line:</w:t>
       </w:r>
     </w:p>
     <w:tbl>
@@ -3983,61 +4623,77 @@
             </w:tcMar>
           </w:tcPr>
           <w:p>
-            <w:r>
-              <w:t>Choice 1: Declare Expression for Total Cost calculation.</w:t>
-              <w:br/>
-              <w:t>• Implemented: Declarative rule (.TotalCost = .LaborCost + .PartsCost).</w:t>
-              <w:br/>
-              <w:t>• Why: Automatically updates Total Cost whenever Labor or Parts cost changes without requiring manual refresh or button clicks.</w:t>
-              <w:br/>
-              <w:t>• Benefit: Prevents calculation errors and provides real-time visibility to both advisor and customer.</w:t>
-              <w:br/>
-              <w:br/>
-              <w:t>Choice 2: Work Queue Routing based on Vehicle Type.</w:t>
-              <w:br/>
-              <w:t>• Implemented: Decision Table / When rule routing to HeavyVehicleQueue and LightVehicleQueue.</w:t>
-              <w:br/>
-              <w:t>• Why: Heavy vehicles require specialized industrial tools and certified technicians compared to light vehicles.</w:t>
-              <w:br/>
-              <w:t>• Benefit: Streamlines work distribution and optimizes service turnaround time.</w:t>
-            </w:r>
+            <w:pPr>
+              <w:spacing w:after="30"/>
+            </w:pPr>
+            <w:proofErr w:type="gramStart"/>
+            <w:r>
+              <w:rPr>
+                <w:i/>
+                <w:iCs/>
+                <w:color w:val="AAAAAA"/>
+              </w:rPr>
+              <w:t>[ Paste</w:t>
+            </w:r>
+            <w:proofErr w:type="gramEnd"/>
+            <w:r>
+              <w:rPr>
+                <w:i/>
+                <w:iCs/>
+                <w:color w:val="AAAAAA"/>
+              </w:rPr>
+              <w:t xml:space="preserve"> screenshot here - follow the screenshot rules </w:t>
+            </w:r>
+            <w:proofErr w:type="gramStart"/>
+            <w:r>
+              <w:rPr>
+                <w:i/>
+                <w:iCs/>
+                <w:color w:val="AAAAAA"/>
+              </w:rPr>
+              <w:t>above ]</w:t>
+            </w:r>
+            <w:proofErr w:type="gramEnd"/>
+          </w:p>
+          <w:p>
+            <w:pPr>
+              <w:spacing w:after="30"/>
+            </w:pPr>
+          </w:p>
+          <w:p>
+            <w:pPr>
+              <w:spacing w:after="30"/>
+            </w:pPr>
+          </w:p>
+          <w:p>
+            <w:pPr>
+              <w:spacing w:after="30"/>
+            </w:pPr>
+          </w:p>
+          <w:p>
+            <w:pPr>
+              <w:spacing w:after="30"/>
+            </w:pPr>
           </w:p>
         </w:tc>
       </w:tr>
     </w:tbl>
     <w:p>
       <w:pPr>
-        <w:spacing w:after="120"/>
-      </w:pPr>
-    </w:p>
-    <w:p>
-      <w:pPr>
-        <w:spacing w:before="160" w:after="80"/>
-      </w:pPr>
-      <w:r>
-        <w:rPr>
-          <w:b/>
-          <w:bCs/>
-          <w:color w:val="0F6E6E"/>
-          <w:sz w:val="23"/>
-          <w:szCs w:val="23"/>
-        </w:rPr>
-        <w:t>Q8. What was the hardest part, and how exactly did you fix it?</w:t>
-      </w:r>
-    </w:p>
-    <w:p>
-      <w:pPr>
         <w:spacing w:after="60"/>
       </w:pPr>
-      <w:r>
-        <w:rPr>
-          <w:i/>
-          <w:iCs/>
-          <w:color w:val="595959"/>
-          <w:sz w:val="19"/>
-          <w:szCs w:val="19"/>
-        </w:rPr>
-        <w:t>Specific and honest. A real challenge scores much better than a generic answer.</w:t>
+    </w:p>
+    <w:p>
+      <w:pPr>
+        <w:spacing w:after="50"/>
+      </w:pPr>
+      <w:r>
+        <w:rPr>
+          <w:b/>
+          <w:bCs/>
+          <w:color w:val="222222"/>
+        </w:rPr>
+        <w:t>What I built for this (1–2 lines in your own words):</w:t>
       </w:r>
     </w:p>
     <w:tbl>
@@ -4078,21 +4734,54 @@
             </w:tcMar>
           </w:tcPr>
           <w:p>
-            <w:r>
-              <w:t>The most challenging part was ensuring the ServiceExecution_Flow step routed seamlessly to the correct work queues without blocking case progression. I resolved it by configuring the decision table rule in Dev Studio, linking it directly to the assignment routing configuration, and verifying operator work group permissions for both queues.</w:t>
-            </w:r>
+            <w:pPr>
+              <w:spacing w:after="30"/>
+            </w:pPr>
+            <w:proofErr w:type="gramStart"/>
+            <w:r>
+              <w:rPr>
+                <w:i/>
+                <w:iCs/>
+                <w:color w:val="AAAAAA"/>
+              </w:rPr>
+              <w:t>[ Type</w:t>
+            </w:r>
+            <w:proofErr w:type="gramEnd"/>
+            <w:r>
+              <w:rPr>
+                <w:i/>
+                <w:iCs/>
+                <w:color w:val="AAAAAA"/>
+              </w:rPr>
+              <w:t xml:space="preserve"> </w:t>
+            </w:r>
+            <w:proofErr w:type="gramStart"/>
+            <w:r>
+              <w:rPr>
+                <w:i/>
+                <w:iCs/>
+                <w:color w:val="AAAAAA"/>
+              </w:rPr>
+              <w:t>here ]</w:t>
+            </w:r>
+            <w:proofErr w:type="gramEnd"/>
+          </w:p>
+          <w:p>
+            <w:pPr>
+              <w:spacing w:after="30"/>
+            </w:pPr>
           </w:p>
         </w:tc>
       </w:tr>
     </w:tbl>
     <w:p>
       <w:pPr>
-        <w:spacing w:after="120"/>
-      </w:pPr>
-    </w:p>
-    <w:p>
-      <w:pPr>
-        <w:spacing w:before="160" w:after="80"/>
+        <w:spacing w:after="140"/>
+      </w:pPr>
+    </w:p>
+    <w:p>
+      <w:pPr>
+        <w:spacing w:before="200" w:after="80"/>
       </w:pPr>
       <w:r>
         <w:rPr>
@@ -4102,7 +4791,20 @@
           <w:sz w:val="23"/>
           <w:szCs w:val="23"/>
         </w:rPr>
-        <w:t>Q9. If the approval step was only needed when Total Cost is above a certain amount, what would you change in your application?</w:t>
+        <w:t>US-005 — Maintain Movie and Show Data</w:t>
+      </w:r>
+    </w:p>
+    <w:p>
+      <w:pPr>
+        <w:spacing w:after="40"/>
+      </w:pPr>
+      <w:r>
+        <w:rPr>
+          <w:b/>
+          <w:bCs/>
+          <w:color w:val="222222"/>
+        </w:rPr>
+        <w:t>What is expected:</w:t>
       </w:r>
     </w:p>
     <w:p>
@@ -4114,32 +4816,21 @@
           <w:i/>
           <w:iCs/>
           <w:color w:val="595959"/>
-          <w:sz w:val="19"/>
-          <w:szCs w:val="19"/>
-        </w:rPr>
-        <w:t xml:space="preserve">Explain what you </w:t>
-      </w:r>
-      <w:proofErr w:type="gramStart"/>
-      <w:r>
-        <w:rPr>
-          <w:i/>
-          <w:iCs/>
-          <w:color w:val="595959"/>
-          <w:sz w:val="19"/>
-          <w:szCs w:val="19"/>
-        </w:rPr>
-        <w:t>would</w:t>
-      </w:r>
-      <w:proofErr w:type="gramEnd"/>
-      <w:r>
-        <w:rPr>
-          <w:i/>
-          <w:iCs/>
-          <w:color w:val="595959"/>
-          <w:sz w:val="19"/>
-          <w:szCs w:val="19"/>
-        </w:rPr>
-        <w:t xml:space="preserve"> change and where. You do not need to build this.</w:t>
+        </w:rPr>
+        <w:t>Reusable Movie and Show data objects created with Movie Name, Genre, Show Date, Show Time, Seat Capacity — linked to case.</w:t>
+      </w:r>
+    </w:p>
+    <w:p>
+      <w:pPr>
+        <w:spacing w:after="60"/>
+      </w:pPr>
+      <w:r>
+        <w:rPr>
+          <w:b/>
+          <w:bCs/>
+          <w:color w:val="222222"/>
+        </w:rPr>
+        <w:t>Screenshot — paste your screenshot below this line:</w:t>
       </w:r>
     </w:p>
     <w:tbl>
@@ -4180,60 +4871,77 @@
             </w:tcMar>
           </w:tcPr>
           <w:p>
-            <w:r>
-              <w:t>I would add a condition / When rule on the Approval stage or step in App Studio / Dev Studio setting 'Skip stage when TotalCost &lt;= Threshold' (e.g. TotalCost &lt;= 500). If TotalCost is below the limit, the case would bypass the Approval stage and advance directly to Service Execution; otherwise, it would trigger customer review.</w:t>
-            </w:r>
+            <w:pPr>
+              <w:spacing w:after="30"/>
+            </w:pPr>
+            <w:proofErr w:type="gramStart"/>
+            <w:r>
+              <w:rPr>
+                <w:i/>
+                <w:iCs/>
+                <w:color w:val="AAAAAA"/>
+              </w:rPr>
+              <w:t>[ Paste</w:t>
+            </w:r>
+            <w:proofErr w:type="gramEnd"/>
+            <w:r>
+              <w:rPr>
+                <w:i/>
+                <w:iCs/>
+                <w:color w:val="AAAAAA"/>
+              </w:rPr>
+              <w:t xml:space="preserve"> screenshot here - follow the screenshot rules </w:t>
+            </w:r>
+            <w:proofErr w:type="gramStart"/>
+            <w:r>
+              <w:rPr>
+                <w:i/>
+                <w:iCs/>
+                <w:color w:val="AAAAAA"/>
+              </w:rPr>
+              <w:t>above ]</w:t>
+            </w:r>
+            <w:proofErr w:type="gramEnd"/>
+          </w:p>
+          <w:p>
+            <w:pPr>
+              <w:spacing w:after="30"/>
+            </w:pPr>
+          </w:p>
+          <w:p>
+            <w:pPr>
+              <w:spacing w:after="30"/>
+            </w:pPr>
+          </w:p>
+          <w:p>
+            <w:pPr>
+              <w:spacing w:after="30"/>
+            </w:pPr>
+          </w:p>
+          <w:p>
+            <w:pPr>
+              <w:spacing w:after="30"/>
+            </w:pPr>
           </w:p>
         </w:tc>
       </w:tr>
     </w:tbl>
     <w:p>
       <w:pPr>
-        <w:spacing w:after="120"/>
-      </w:pPr>
-    </w:p>
-    <w:p>
-      <w:pPr>
-        <w:spacing w:before="160" w:after="80"/>
-      </w:pPr>
-      <w:r>
-        <w:rPr>
-          <w:b/>
-          <w:bCs/>
-          <w:color w:val="0F6E6E"/>
-        </w:rPr>
-        <w:t>Q10. List three exact rule names from your application that you personally created or modified.</w:t>
-      </w:r>
-    </w:p>
-    <w:p>
-      <w:pPr>
         <w:spacing w:after="60"/>
       </w:pPr>
-      <w:r>
-        <w:rPr>
-          <w:i/>
-          <w:iCs/>
-          <w:color w:val="595959"/>
-        </w:rPr>
-        <w:t xml:space="preserve">Include the rule name and rule type for each one (for example: </w:t>
-      </w:r>
-      <w:proofErr w:type="spellStart"/>
-      <w:r>
-        <w:rPr>
-          <w:i/>
-          <w:iCs/>
-          <w:color w:val="595959"/>
-        </w:rPr>
-        <w:t>CalculateTotalCost</w:t>
-      </w:r>
-      <w:proofErr w:type="spellEnd"/>
-      <w:r>
-        <w:rPr>
-          <w:i/>
-          <w:iCs/>
-          <w:color w:val="595959"/>
-        </w:rPr>
-        <w:t xml:space="preserve"> - Declare Expression).</w:t>
+    </w:p>
+    <w:p>
+      <w:pPr>
+        <w:spacing w:after="50"/>
+      </w:pPr>
+      <w:r>
+        <w:rPr>
+          <w:b/>
+          <w:bCs/>
+          <w:color w:val="222222"/>
+        </w:rPr>
+        <w:t>What I built for this (1–2 lines in your own words):</w:t>
       </w:r>
     </w:p>
     <w:tbl>
@@ -4274,27 +4982,77 @@
             </w:tcMar>
           </w:tcPr>
           <w:p>
-            <w:r>
-              <w:t>1. CalculateTotalCost — Declare Expression (Rule-Declare-Expressions)</w:t>
-              <w:br/>
-              <w:t>2. RouteByVehicleType — Decision Table (Rule-Declare-DecisionTable)</w:t>
-              <w:br/>
-              <w:t>3. ServiceCompletionNotification — Correspondence (Rule-Obj-Corr)</w:t>
-            </w:r>
+            <w:pPr>
+              <w:spacing w:after="30"/>
+            </w:pPr>
+            <w:proofErr w:type="gramStart"/>
+            <w:r>
+              <w:rPr>
+                <w:i/>
+                <w:iCs/>
+                <w:color w:val="AAAAAA"/>
+              </w:rPr>
+              <w:t>[ Type</w:t>
+            </w:r>
+            <w:proofErr w:type="gramEnd"/>
+            <w:r>
+              <w:rPr>
+                <w:i/>
+                <w:iCs/>
+                <w:color w:val="AAAAAA"/>
+              </w:rPr>
+              <w:t xml:space="preserve"> </w:t>
+            </w:r>
+            <w:proofErr w:type="gramStart"/>
+            <w:r>
+              <w:rPr>
+                <w:i/>
+                <w:iCs/>
+                <w:color w:val="AAAAAA"/>
+              </w:rPr>
+              <w:t>here ]</w:t>
+            </w:r>
+            <w:proofErr w:type="gramEnd"/>
+          </w:p>
+          <w:p>
+            <w:pPr>
+              <w:spacing w:after="30"/>
+            </w:pPr>
           </w:p>
         </w:tc>
       </w:tr>
     </w:tbl>
     <w:p>
       <w:pPr>
-        <w:spacing w:before="160" w:after="80"/>
-      </w:pPr>
-      <w:r>
-        <w:rPr>
-          <w:b/>
+        <w:spacing w:after="140"/>
+      </w:pPr>
+    </w:p>
+    <w:p>
+      <w:pPr>
+        <w:spacing w:before="200" w:after="80"/>
+      </w:pPr>
+      <w:r>
+        <w:rPr>
+          <w:b/>
+          <w:bCs/>
           <w:color w:val="0F6E6E"/>
-        </w:rPr>
-        <w:t>Q11. List all personas used in your application.</w:t>
+          <w:sz w:val="23"/>
+          <w:szCs w:val="23"/>
+        </w:rPr>
+        <w:t>US-006 — Review Booking Details</w:t>
+      </w:r>
+    </w:p>
+    <w:p>
+      <w:pPr>
+        <w:spacing w:after="40"/>
+      </w:pPr>
+      <w:r>
+        <w:rPr>
+          <w:b/>
+          <w:bCs/>
+          <w:color w:val="222222"/>
+        </w:rPr>
+        <w:t>What is expected:</w:t>
       </w:r>
     </w:p>
     <w:p>
@@ -4304,9 +5062,23 @@
       <w:r>
         <w:rPr>
           <w:i/>
+          <w:iCs/>
           <w:color w:val="595959"/>
         </w:rPr>
-        <w:t>List the persona names exactly as they appear in your application.</w:t>
+        <w:t>Confirmation screen shows Movie Name, Show Timing, Number of Tickets and Total Cost clearly.</w:t>
+      </w:r>
+    </w:p>
+    <w:p>
+      <w:pPr>
+        <w:spacing w:after="60"/>
+      </w:pPr>
+      <w:r>
+        <w:rPr>
+          <w:b/>
+          <w:bCs/>
+          <w:color w:val="222222"/>
+        </w:rPr>
+        <w:t>Screenshot — paste your screenshot below this line:</w:t>
       </w:r>
     </w:p>
     <w:tbl>
@@ -4347,40 +5119,78 @@
             </w:tcMar>
           </w:tcPr>
           <w:p>
-            <w:r>
-              <w:t>1. Customer — Submits service requests, reviews estimates, and provides approvals.</w:t>
-              <w:br/>
-              <w:t>2. Service Advisor — Performs vehicle inspections and inputs labor/parts costs.</w:t>
-              <w:br/>
-              <w:t>3. Technician — Receives routed tasks from work queues and executes vehicle servicing.</w:t>
-            </w:r>
+            <w:pPr>
+              <w:spacing w:after="30"/>
+            </w:pPr>
+            <w:proofErr w:type="gramStart"/>
+            <w:r>
+              <w:rPr>
+                <w:i/>
+                <w:iCs/>
+                <w:color w:val="AAAAAA"/>
+              </w:rPr>
+              <w:lastRenderedPageBreak/>
+              <w:t>[ Paste</w:t>
+            </w:r>
+            <w:proofErr w:type="gramEnd"/>
+            <w:r>
+              <w:rPr>
+                <w:i/>
+                <w:iCs/>
+                <w:color w:val="AAAAAA"/>
+              </w:rPr>
+              <w:t xml:space="preserve"> screenshot here - follow the screenshot rules </w:t>
+            </w:r>
+            <w:proofErr w:type="gramStart"/>
+            <w:r>
+              <w:rPr>
+                <w:i/>
+                <w:iCs/>
+                <w:color w:val="AAAAAA"/>
+              </w:rPr>
+              <w:t>above ]</w:t>
+            </w:r>
+            <w:proofErr w:type="gramEnd"/>
+          </w:p>
+          <w:p>
+            <w:pPr>
+              <w:spacing w:after="30"/>
+            </w:pPr>
+          </w:p>
+          <w:p>
+            <w:pPr>
+              <w:spacing w:after="30"/>
+            </w:pPr>
+          </w:p>
+          <w:p>
+            <w:pPr>
+              <w:spacing w:after="30"/>
+            </w:pPr>
+          </w:p>
+          <w:p>
+            <w:pPr>
+              <w:spacing w:after="30"/>
+            </w:pPr>
           </w:p>
         </w:tc>
       </w:tr>
     </w:tbl>
     <w:p>
       <w:pPr>
-        <w:spacing w:before="160" w:after="80"/>
-      </w:pPr>
-      <w:r>
-        <w:rPr>
-          <w:b/>
-          <w:bCs/>
-          <w:color w:val="0F6E6E"/>
-        </w:rPr>
-        <w:t>Q12. List all work queues used in your application and explain when each one is used.</w:t>
-      </w:r>
-    </w:p>
-    <w:p>
-      <w:pPr>
         <w:spacing w:after="60"/>
       </w:pPr>
-      <w:r>
-        <w:rPr>
-          <w:i/>
-          <w:color w:val="595959"/>
-        </w:rPr>
-        <w:t>For each work queue, provide its exact name and the condition or type of work routed to it.</w:t>
+    </w:p>
+    <w:p>
+      <w:pPr>
+        <w:spacing w:after="50"/>
+      </w:pPr>
+      <w:r>
+        <w:rPr>
+          <w:b/>
+          <w:bCs/>
+          <w:color w:val="222222"/>
+        </w:rPr>
+        <w:t>What I built for this (1–2 lines in your own words):</w:t>
       </w:r>
     </w:p>
     <w:tbl>
@@ -4421,11 +5231,2782 @@
             </w:tcMar>
           </w:tcPr>
           <w:p>
-            <w:r>
-              <w:t>1. HeavyVehicleQueue: Used when Vehicle Type is 'Heavy' (e.g., trucks, commercial vehicles), routing work to heavy-duty mechanics.</w:t>
-              <w:br/>
-              <w:t>2. LightVehicleQueue: Used when Vehicle Type is 'Light' or standard (e.g., sedans, hatchbacks, bikes), routing work to general service technicians.</w:t>
-            </w:r>
+            <w:pPr>
+              <w:spacing w:after="30"/>
+            </w:pPr>
+            <w:proofErr w:type="gramStart"/>
+            <w:r>
+              <w:rPr>
+                <w:i/>
+                <w:iCs/>
+                <w:color w:val="AAAAAA"/>
+              </w:rPr>
+              <w:t>[ Type</w:t>
+            </w:r>
+            <w:proofErr w:type="gramEnd"/>
+            <w:r>
+              <w:rPr>
+                <w:i/>
+                <w:iCs/>
+                <w:color w:val="AAAAAA"/>
+              </w:rPr>
+              <w:t xml:space="preserve"> </w:t>
+            </w:r>
+            <w:proofErr w:type="gramStart"/>
+            <w:r>
+              <w:rPr>
+                <w:i/>
+                <w:iCs/>
+                <w:color w:val="AAAAAA"/>
+              </w:rPr>
+              <w:t>here ]</w:t>
+            </w:r>
+            <w:proofErr w:type="gramEnd"/>
+          </w:p>
+          <w:p>
+            <w:pPr>
+              <w:spacing w:after="30"/>
+            </w:pPr>
+          </w:p>
+        </w:tc>
+      </w:tr>
+    </w:tbl>
+    <w:p>
+      <w:pPr>
+        <w:spacing w:after="140"/>
+      </w:pPr>
+    </w:p>
+    <w:p>
+      <w:pPr>
+        <w:spacing w:before="200" w:after="80"/>
+      </w:pPr>
+      <w:r>
+        <w:rPr>
+          <w:b/>
+          <w:bCs/>
+          <w:color w:val="0F6E6E"/>
+          <w:sz w:val="23"/>
+          <w:szCs w:val="23"/>
+        </w:rPr>
+        <w:t>US-007 — Process Ticket Booking</w:t>
+      </w:r>
+    </w:p>
+    <w:p>
+      <w:pPr>
+        <w:spacing w:after="40"/>
+      </w:pPr>
+      <w:r>
+        <w:rPr>
+          <w:b/>
+          <w:bCs/>
+          <w:color w:val="222222"/>
+        </w:rPr>
+        <w:t>What is expected:</w:t>
+      </w:r>
+    </w:p>
+    <w:p>
+      <w:pPr>
+        <w:spacing w:after="60"/>
+      </w:pPr>
+      <w:r>
+        <w:rPr>
+          <w:i/>
+          <w:iCs/>
+          <w:color w:val="595959"/>
+        </w:rPr>
+        <w:t>Booking Execution stage. Seat Numbers, Ticket ID and Booking Confirmation Status maintained.</w:t>
+      </w:r>
+    </w:p>
+    <w:p>
+      <w:pPr>
+        <w:spacing w:after="60"/>
+      </w:pPr>
+      <w:r>
+        <w:rPr>
+          <w:b/>
+          <w:bCs/>
+          <w:color w:val="222222"/>
+        </w:rPr>
+        <w:t>Screenshot — paste your screenshot below this line:</w:t>
+      </w:r>
+    </w:p>
+    <w:tbl>
+      <w:tblPr>
+        <w:tblW w:w="9360" w:type="dxa"/>
+        <w:tblBorders>
+          <w:top w:val="single" w:sz="4" w:space="0" w:color="auto"/>
+          <w:left w:val="single" w:sz="4" w:space="0" w:color="auto"/>
+          <w:bottom w:val="single" w:sz="4" w:space="0" w:color="auto"/>
+          <w:right w:val="single" w:sz="4" w:space="0" w:color="auto"/>
+          <w:insideH w:val="single" w:sz="4" w:space="0" w:color="auto"/>
+          <w:insideV w:val="single" w:sz="4" w:space="0" w:color="auto"/>
+        </w:tblBorders>
+        <w:tblCellMar>
+          <w:left w:w="10" w:type="dxa"/>
+          <w:right w:w="10" w:type="dxa"/>
+        </w:tblCellMar>
+        <w:tblLook w:val="0000" w:firstRow="0" w:lastRow="0" w:firstColumn="0" w:lastColumn="0" w:noHBand="0" w:noVBand="0"/>
+      </w:tblPr>
+      <w:tblGrid>
+        <w:gridCol w:w="9360"/>
+      </w:tblGrid>
+      <w:tr>
+        <w:tblPrEx>
+          <w:tblCellMar>
+            <w:top w:w="0" w:type="dxa"/>
+            <w:bottom w:w="0" w:type="dxa"/>
+          </w:tblCellMar>
+        </w:tblPrEx>
+        <w:tc>
+          <w:tcPr>
+            <w:tcW w:w="9360" w:type="dxa"/>
+            <w:tcMar>
+              <w:top w:w="100" w:type="dxa"/>
+              <w:left w:w="120" w:type="dxa"/>
+              <w:bottom w:w="100" w:type="dxa"/>
+              <w:right w:w="120" w:type="dxa"/>
+            </w:tcMar>
+          </w:tcPr>
+          <w:p>
+            <w:pPr>
+              <w:spacing w:after="30"/>
+            </w:pPr>
+            <w:proofErr w:type="gramStart"/>
+            <w:r>
+              <w:rPr>
+                <w:i/>
+                <w:iCs/>
+                <w:color w:val="AAAAAA"/>
+              </w:rPr>
+              <w:t>[ Paste</w:t>
+            </w:r>
+            <w:proofErr w:type="gramEnd"/>
+            <w:r>
+              <w:rPr>
+                <w:i/>
+                <w:iCs/>
+                <w:color w:val="AAAAAA"/>
+              </w:rPr>
+              <w:t xml:space="preserve"> screenshot here - follow the screenshot rules </w:t>
+            </w:r>
+            <w:proofErr w:type="gramStart"/>
+            <w:r>
+              <w:rPr>
+                <w:i/>
+                <w:iCs/>
+                <w:color w:val="AAAAAA"/>
+              </w:rPr>
+              <w:t>above ]</w:t>
+            </w:r>
+            <w:proofErr w:type="gramEnd"/>
+          </w:p>
+          <w:p>
+            <w:pPr>
+              <w:spacing w:after="30"/>
+            </w:pPr>
+          </w:p>
+          <w:p>
+            <w:pPr>
+              <w:spacing w:after="30"/>
+            </w:pPr>
+          </w:p>
+          <w:p>
+            <w:pPr>
+              <w:spacing w:after="30"/>
+            </w:pPr>
+          </w:p>
+          <w:p>
+            <w:pPr>
+              <w:spacing w:after="30"/>
+            </w:pPr>
+          </w:p>
+        </w:tc>
+      </w:tr>
+    </w:tbl>
+    <w:p>
+      <w:pPr>
+        <w:spacing w:after="60"/>
+      </w:pPr>
+    </w:p>
+    <w:p>
+      <w:pPr>
+        <w:spacing w:after="50"/>
+      </w:pPr>
+      <w:r>
+        <w:rPr>
+          <w:b/>
+          <w:bCs/>
+          <w:color w:val="222222"/>
+        </w:rPr>
+        <w:t>What I built for this (1–2 lines in your own words):</w:t>
+      </w:r>
+    </w:p>
+    <w:tbl>
+      <w:tblPr>
+        <w:tblW w:w="9360" w:type="dxa"/>
+        <w:tblBorders>
+          <w:top w:val="single" w:sz="4" w:space="0" w:color="auto"/>
+          <w:left w:val="single" w:sz="4" w:space="0" w:color="auto"/>
+          <w:bottom w:val="single" w:sz="4" w:space="0" w:color="auto"/>
+          <w:right w:val="single" w:sz="4" w:space="0" w:color="auto"/>
+          <w:insideH w:val="single" w:sz="4" w:space="0" w:color="auto"/>
+          <w:insideV w:val="single" w:sz="4" w:space="0" w:color="auto"/>
+        </w:tblBorders>
+        <w:tblCellMar>
+          <w:left w:w="10" w:type="dxa"/>
+          <w:right w:w="10" w:type="dxa"/>
+        </w:tblCellMar>
+        <w:tblLook w:val="0000" w:firstRow="0" w:lastRow="0" w:firstColumn="0" w:lastColumn="0" w:noHBand="0" w:noVBand="0"/>
+      </w:tblPr>
+      <w:tblGrid>
+        <w:gridCol w:w="9360"/>
+      </w:tblGrid>
+      <w:tr>
+        <w:tblPrEx>
+          <w:tblCellMar>
+            <w:top w:w="0" w:type="dxa"/>
+            <w:bottom w:w="0" w:type="dxa"/>
+          </w:tblCellMar>
+        </w:tblPrEx>
+        <w:tc>
+          <w:tcPr>
+            <w:tcW w:w="9360" w:type="dxa"/>
+            <w:tcMar>
+              <w:top w:w="100" w:type="dxa"/>
+              <w:left w:w="120" w:type="dxa"/>
+              <w:bottom w:w="100" w:type="dxa"/>
+              <w:right w:w="120" w:type="dxa"/>
+            </w:tcMar>
+          </w:tcPr>
+          <w:p>
+            <w:pPr>
+              <w:spacing w:after="30"/>
+            </w:pPr>
+            <w:proofErr w:type="gramStart"/>
+            <w:r>
+              <w:rPr>
+                <w:i/>
+                <w:iCs/>
+                <w:color w:val="AAAAAA"/>
+              </w:rPr>
+              <w:t>[ Type</w:t>
+            </w:r>
+            <w:proofErr w:type="gramEnd"/>
+            <w:r>
+              <w:rPr>
+                <w:i/>
+                <w:iCs/>
+                <w:color w:val="AAAAAA"/>
+              </w:rPr>
+              <w:t xml:space="preserve"> </w:t>
+            </w:r>
+            <w:proofErr w:type="gramStart"/>
+            <w:r>
+              <w:rPr>
+                <w:i/>
+                <w:iCs/>
+                <w:color w:val="AAAAAA"/>
+              </w:rPr>
+              <w:t>here ]</w:t>
+            </w:r>
+            <w:proofErr w:type="gramEnd"/>
+          </w:p>
+          <w:p>
+            <w:pPr>
+              <w:spacing w:after="30"/>
+            </w:pPr>
+          </w:p>
+        </w:tc>
+      </w:tr>
+    </w:tbl>
+    <w:p>
+      <w:pPr>
+        <w:spacing w:after="140"/>
+      </w:pPr>
+    </w:p>
+    <w:p>
+      <w:pPr>
+        <w:spacing w:before="200" w:after="80"/>
+      </w:pPr>
+      <w:r>
+        <w:rPr>
+          <w:b/>
+          <w:bCs/>
+          <w:color w:val="0F6E6E"/>
+          <w:sz w:val="23"/>
+          <w:szCs w:val="23"/>
+        </w:rPr>
+        <w:t>US-008 — Notify Booking Confirmation</w:t>
+      </w:r>
+    </w:p>
+    <w:p>
+      <w:pPr>
+        <w:spacing w:after="40"/>
+      </w:pPr>
+      <w:r>
+        <w:rPr>
+          <w:b/>
+          <w:bCs/>
+          <w:color w:val="222222"/>
+        </w:rPr>
+        <w:t>What is expected:</w:t>
+      </w:r>
+    </w:p>
+    <w:p>
+      <w:pPr>
+        <w:spacing w:after="60"/>
+      </w:pPr>
+      <w:r>
+        <w:rPr>
+          <w:i/>
+          <w:iCs/>
+          <w:color w:val="595959"/>
+        </w:rPr>
+        <w:t xml:space="preserve">Correspondence rule triggered on case resolution. Email includes </w:t>
+      </w:r>
+      <w:proofErr w:type="gramStart"/>
+      <w:r>
+        <w:rPr>
+          <w:i/>
+          <w:iCs/>
+          <w:color w:val="595959"/>
+        </w:rPr>
+        <w:t>movie</w:t>
+      </w:r>
+      <w:proofErr w:type="gramEnd"/>
+      <w:r>
+        <w:rPr>
+          <w:i/>
+          <w:iCs/>
+          <w:color w:val="595959"/>
+        </w:rPr>
+        <w:t xml:space="preserve">, </w:t>
+      </w:r>
+      <w:proofErr w:type="gramStart"/>
+      <w:r>
+        <w:rPr>
+          <w:i/>
+          <w:iCs/>
+          <w:color w:val="595959"/>
+        </w:rPr>
+        <w:t>show</w:t>
+      </w:r>
+      <w:proofErr w:type="gramEnd"/>
+      <w:r>
+        <w:rPr>
+          <w:i/>
+          <w:iCs/>
+          <w:color w:val="595959"/>
+        </w:rPr>
+        <w:t xml:space="preserve">, </w:t>
+      </w:r>
+      <w:proofErr w:type="gramStart"/>
+      <w:r>
+        <w:rPr>
+          <w:i/>
+          <w:iCs/>
+          <w:color w:val="595959"/>
+        </w:rPr>
+        <w:t>seat</w:t>
+      </w:r>
+      <w:proofErr w:type="gramEnd"/>
+      <w:r>
+        <w:rPr>
+          <w:i/>
+          <w:iCs/>
+          <w:color w:val="595959"/>
+        </w:rPr>
+        <w:t xml:space="preserve"> and cost details.</w:t>
+      </w:r>
+    </w:p>
+    <w:p>
+      <w:pPr>
+        <w:spacing w:after="60"/>
+      </w:pPr>
+      <w:r>
+        <w:rPr>
+          <w:b/>
+          <w:bCs/>
+          <w:color w:val="222222"/>
+        </w:rPr>
+        <w:t>Screenshot — paste your screenshot below this line:</w:t>
+      </w:r>
+    </w:p>
+    <w:tbl>
+      <w:tblPr>
+        <w:tblW w:w="9360" w:type="dxa"/>
+        <w:tblBorders>
+          <w:top w:val="single" w:sz="4" w:space="0" w:color="auto"/>
+          <w:left w:val="single" w:sz="4" w:space="0" w:color="auto"/>
+          <w:bottom w:val="single" w:sz="4" w:space="0" w:color="auto"/>
+          <w:right w:val="single" w:sz="4" w:space="0" w:color="auto"/>
+          <w:insideH w:val="single" w:sz="4" w:space="0" w:color="auto"/>
+          <w:insideV w:val="single" w:sz="4" w:space="0" w:color="auto"/>
+        </w:tblBorders>
+        <w:tblCellMar>
+          <w:left w:w="10" w:type="dxa"/>
+          <w:right w:w="10" w:type="dxa"/>
+        </w:tblCellMar>
+        <w:tblLook w:val="0000" w:firstRow="0" w:lastRow="0" w:firstColumn="0" w:lastColumn="0" w:noHBand="0" w:noVBand="0"/>
+      </w:tblPr>
+      <w:tblGrid>
+        <w:gridCol w:w="9360"/>
+      </w:tblGrid>
+      <w:tr>
+        <w:tblPrEx>
+          <w:tblCellMar>
+            <w:top w:w="0" w:type="dxa"/>
+            <w:bottom w:w="0" w:type="dxa"/>
+          </w:tblCellMar>
+        </w:tblPrEx>
+        <w:tc>
+          <w:tcPr>
+            <w:tcW w:w="9360" w:type="dxa"/>
+            <w:tcMar>
+              <w:top w:w="100" w:type="dxa"/>
+              <w:left w:w="120" w:type="dxa"/>
+              <w:bottom w:w="100" w:type="dxa"/>
+              <w:right w:w="120" w:type="dxa"/>
+            </w:tcMar>
+          </w:tcPr>
+          <w:p>
+            <w:pPr>
+              <w:spacing w:after="30"/>
+            </w:pPr>
+            <w:proofErr w:type="gramStart"/>
+            <w:r>
+              <w:rPr>
+                <w:i/>
+                <w:iCs/>
+                <w:color w:val="AAAAAA"/>
+              </w:rPr>
+              <w:t>[ Paste</w:t>
+            </w:r>
+            <w:proofErr w:type="gramEnd"/>
+            <w:r>
+              <w:rPr>
+                <w:i/>
+                <w:iCs/>
+                <w:color w:val="AAAAAA"/>
+              </w:rPr>
+              <w:t xml:space="preserve"> screenshot here - follow the screenshot rules </w:t>
+            </w:r>
+            <w:proofErr w:type="gramStart"/>
+            <w:r>
+              <w:rPr>
+                <w:i/>
+                <w:iCs/>
+                <w:color w:val="AAAAAA"/>
+              </w:rPr>
+              <w:t>above ]</w:t>
+            </w:r>
+            <w:proofErr w:type="gramEnd"/>
+          </w:p>
+          <w:p>
+            <w:pPr>
+              <w:spacing w:after="30"/>
+            </w:pPr>
+          </w:p>
+          <w:p>
+            <w:pPr>
+              <w:spacing w:after="30"/>
+            </w:pPr>
+          </w:p>
+          <w:p>
+            <w:pPr>
+              <w:spacing w:after="30"/>
+            </w:pPr>
+          </w:p>
+          <w:p>
+            <w:pPr>
+              <w:spacing w:after="30"/>
+            </w:pPr>
+          </w:p>
+        </w:tc>
+      </w:tr>
+    </w:tbl>
+    <w:p>
+      <w:pPr>
+        <w:spacing w:after="60"/>
+      </w:pPr>
+    </w:p>
+    <w:p>
+      <w:pPr>
+        <w:spacing w:after="50"/>
+      </w:pPr>
+      <w:r>
+        <w:rPr>
+          <w:b/>
+          <w:bCs/>
+          <w:color w:val="222222"/>
+        </w:rPr>
+        <w:t>What I built for this (1–2 lines in your own words):</w:t>
+      </w:r>
+    </w:p>
+    <w:tbl>
+      <w:tblPr>
+        <w:tblW w:w="9360" w:type="dxa"/>
+        <w:tblBorders>
+          <w:top w:val="single" w:sz="4" w:space="0" w:color="auto"/>
+          <w:left w:val="single" w:sz="4" w:space="0" w:color="auto"/>
+          <w:bottom w:val="single" w:sz="4" w:space="0" w:color="auto"/>
+          <w:right w:val="single" w:sz="4" w:space="0" w:color="auto"/>
+          <w:insideH w:val="single" w:sz="4" w:space="0" w:color="auto"/>
+          <w:insideV w:val="single" w:sz="4" w:space="0" w:color="auto"/>
+        </w:tblBorders>
+        <w:tblCellMar>
+          <w:left w:w="10" w:type="dxa"/>
+          <w:right w:w="10" w:type="dxa"/>
+        </w:tblCellMar>
+        <w:tblLook w:val="0000" w:firstRow="0" w:lastRow="0" w:firstColumn="0" w:lastColumn="0" w:noHBand="0" w:noVBand="0"/>
+      </w:tblPr>
+      <w:tblGrid>
+        <w:gridCol w:w="9360"/>
+      </w:tblGrid>
+      <w:tr>
+        <w:tblPrEx>
+          <w:tblCellMar>
+            <w:top w:w="0" w:type="dxa"/>
+            <w:bottom w:w="0" w:type="dxa"/>
+          </w:tblCellMar>
+        </w:tblPrEx>
+        <w:tc>
+          <w:tcPr>
+            <w:tcW w:w="9360" w:type="dxa"/>
+            <w:tcMar>
+              <w:top w:w="100" w:type="dxa"/>
+              <w:left w:w="120" w:type="dxa"/>
+              <w:bottom w:w="100" w:type="dxa"/>
+              <w:right w:w="120" w:type="dxa"/>
+            </w:tcMar>
+          </w:tcPr>
+          <w:p>
+            <w:pPr>
+              <w:spacing w:after="30"/>
+            </w:pPr>
+            <w:proofErr w:type="gramStart"/>
+            <w:r>
+              <w:rPr>
+                <w:i/>
+                <w:iCs/>
+                <w:color w:val="AAAAAA"/>
+              </w:rPr>
+              <w:t>[ Type</w:t>
+            </w:r>
+            <w:proofErr w:type="gramEnd"/>
+            <w:r>
+              <w:rPr>
+                <w:i/>
+                <w:iCs/>
+                <w:color w:val="AAAAAA"/>
+              </w:rPr>
+              <w:t xml:space="preserve"> </w:t>
+            </w:r>
+            <w:proofErr w:type="gramStart"/>
+            <w:r>
+              <w:rPr>
+                <w:i/>
+                <w:iCs/>
+                <w:color w:val="AAAAAA"/>
+              </w:rPr>
+              <w:t>here ]</w:t>
+            </w:r>
+            <w:proofErr w:type="gramEnd"/>
+          </w:p>
+          <w:p>
+            <w:pPr>
+              <w:spacing w:after="30"/>
+            </w:pPr>
+          </w:p>
+        </w:tc>
+      </w:tr>
+    </w:tbl>
+    <w:p>
+      <w:pPr>
+        <w:spacing w:after="140"/>
+      </w:pPr>
+    </w:p>
+    <w:p>
+      <w:pPr>
+        <w:spacing w:before="200" w:after="80"/>
+      </w:pPr>
+      <w:r>
+        <w:rPr>
+          <w:b/>
+          <w:bCs/>
+          <w:color w:val="0F6E6E"/>
+          <w:sz w:val="23"/>
+          <w:szCs w:val="23"/>
+        </w:rPr>
+        <w:t>US-009 — Define Booking SLA</w:t>
+      </w:r>
+    </w:p>
+    <w:p>
+      <w:pPr>
+        <w:spacing w:after="40"/>
+      </w:pPr>
+      <w:r>
+        <w:rPr>
+          <w:b/>
+          <w:bCs/>
+          <w:color w:val="222222"/>
+        </w:rPr>
+        <w:t>What is expected:</w:t>
+      </w:r>
+    </w:p>
+    <w:p>
+      <w:pPr>
+        <w:spacing w:after="60"/>
+      </w:pPr>
+      <w:r>
+        <w:rPr>
+          <w:i/>
+          <w:iCs/>
+          <w:color w:val="595959"/>
+        </w:rPr>
+        <w:t>SLA configured on the case type. Goal: 1 day. Deadline: 2 days. Priority increases on breach.</w:t>
+      </w:r>
+    </w:p>
+    <w:p>
+      <w:pPr>
+        <w:spacing w:after="60"/>
+      </w:pPr>
+      <w:r>
+        <w:rPr>
+          <w:b/>
+          <w:bCs/>
+          <w:color w:val="222222"/>
+        </w:rPr>
+        <w:t>Screenshot — paste your screenshot below this line:</w:t>
+      </w:r>
+    </w:p>
+    <w:tbl>
+      <w:tblPr>
+        <w:tblW w:w="9360" w:type="dxa"/>
+        <w:tblBorders>
+          <w:top w:val="single" w:sz="4" w:space="0" w:color="auto"/>
+          <w:left w:val="single" w:sz="4" w:space="0" w:color="auto"/>
+          <w:bottom w:val="single" w:sz="4" w:space="0" w:color="auto"/>
+          <w:right w:val="single" w:sz="4" w:space="0" w:color="auto"/>
+          <w:insideH w:val="single" w:sz="4" w:space="0" w:color="auto"/>
+          <w:insideV w:val="single" w:sz="4" w:space="0" w:color="auto"/>
+        </w:tblBorders>
+        <w:tblCellMar>
+          <w:left w:w="10" w:type="dxa"/>
+          <w:right w:w="10" w:type="dxa"/>
+        </w:tblCellMar>
+        <w:tblLook w:val="0000" w:firstRow="0" w:lastRow="0" w:firstColumn="0" w:lastColumn="0" w:noHBand="0" w:noVBand="0"/>
+      </w:tblPr>
+      <w:tblGrid>
+        <w:gridCol w:w="9360"/>
+      </w:tblGrid>
+      <w:tr>
+        <w:tblPrEx>
+          <w:tblCellMar>
+            <w:top w:w="0" w:type="dxa"/>
+            <w:bottom w:w="0" w:type="dxa"/>
+          </w:tblCellMar>
+        </w:tblPrEx>
+        <w:tc>
+          <w:tcPr>
+            <w:tcW w:w="9360" w:type="dxa"/>
+            <w:tcMar>
+              <w:top w:w="100" w:type="dxa"/>
+              <w:left w:w="120" w:type="dxa"/>
+              <w:bottom w:w="100" w:type="dxa"/>
+              <w:right w:w="120" w:type="dxa"/>
+            </w:tcMar>
+          </w:tcPr>
+          <w:p>
+            <w:pPr>
+              <w:spacing w:after="30"/>
+            </w:pPr>
+            <w:proofErr w:type="gramStart"/>
+            <w:r>
+              <w:rPr>
+                <w:i/>
+                <w:iCs/>
+                <w:color w:val="AAAAAA"/>
+              </w:rPr>
+              <w:t>[ Paste</w:t>
+            </w:r>
+            <w:proofErr w:type="gramEnd"/>
+            <w:r>
+              <w:rPr>
+                <w:i/>
+                <w:iCs/>
+                <w:color w:val="AAAAAA"/>
+              </w:rPr>
+              <w:t xml:space="preserve"> screenshot here - follow the screenshot rules </w:t>
+            </w:r>
+            <w:proofErr w:type="gramStart"/>
+            <w:r>
+              <w:rPr>
+                <w:i/>
+                <w:iCs/>
+                <w:color w:val="AAAAAA"/>
+              </w:rPr>
+              <w:t>above ]</w:t>
+            </w:r>
+            <w:proofErr w:type="gramEnd"/>
+          </w:p>
+          <w:p>
+            <w:pPr>
+              <w:spacing w:after="30"/>
+            </w:pPr>
+          </w:p>
+          <w:p>
+            <w:pPr>
+              <w:spacing w:after="30"/>
+            </w:pPr>
+          </w:p>
+          <w:p>
+            <w:pPr>
+              <w:spacing w:after="30"/>
+            </w:pPr>
+          </w:p>
+          <w:p>
+            <w:pPr>
+              <w:spacing w:after="30"/>
+            </w:pPr>
+          </w:p>
+        </w:tc>
+      </w:tr>
+    </w:tbl>
+    <w:p>
+      <w:pPr>
+        <w:spacing w:after="60"/>
+      </w:pPr>
+    </w:p>
+    <w:p>
+      <w:pPr>
+        <w:spacing w:after="50"/>
+      </w:pPr>
+      <w:r>
+        <w:rPr>
+          <w:b/>
+          <w:bCs/>
+          <w:color w:val="222222"/>
+        </w:rPr>
+        <w:t>What I built for this (1–2 lines in your own words):</w:t>
+      </w:r>
+    </w:p>
+    <w:tbl>
+      <w:tblPr>
+        <w:tblW w:w="9360" w:type="dxa"/>
+        <w:tblBorders>
+          <w:top w:val="single" w:sz="4" w:space="0" w:color="auto"/>
+          <w:left w:val="single" w:sz="4" w:space="0" w:color="auto"/>
+          <w:bottom w:val="single" w:sz="4" w:space="0" w:color="auto"/>
+          <w:right w:val="single" w:sz="4" w:space="0" w:color="auto"/>
+          <w:insideH w:val="single" w:sz="4" w:space="0" w:color="auto"/>
+          <w:insideV w:val="single" w:sz="4" w:space="0" w:color="auto"/>
+        </w:tblBorders>
+        <w:tblCellMar>
+          <w:left w:w="10" w:type="dxa"/>
+          <w:right w:w="10" w:type="dxa"/>
+        </w:tblCellMar>
+        <w:tblLook w:val="0000" w:firstRow="0" w:lastRow="0" w:firstColumn="0" w:lastColumn="0" w:noHBand="0" w:noVBand="0"/>
+      </w:tblPr>
+      <w:tblGrid>
+        <w:gridCol w:w="9360"/>
+      </w:tblGrid>
+      <w:tr>
+        <w:tblPrEx>
+          <w:tblCellMar>
+            <w:top w:w="0" w:type="dxa"/>
+            <w:bottom w:w="0" w:type="dxa"/>
+          </w:tblCellMar>
+        </w:tblPrEx>
+        <w:tc>
+          <w:tcPr>
+            <w:tcW w:w="9360" w:type="dxa"/>
+            <w:tcMar>
+              <w:top w:w="100" w:type="dxa"/>
+              <w:left w:w="120" w:type="dxa"/>
+              <w:bottom w:w="100" w:type="dxa"/>
+              <w:right w:w="120" w:type="dxa"/>
+            </w:tcMar>
+          </w:tcPr>
+          <w:p>
+            <w:pPr>
+              <w:spacing w:after="30"/>
+            </w:pPr>
+            <w:proofErr w:type="gramStart"/>
+            <w:r>
+              <w:rPr>
+                <w:i/>
+                <w:iCs/>
+                <w:color w:val="AAAAAA"/>
+              </w:rPr>
+              <w:t>[ Type</w:t>
+            </w:r>
+            <w:proofErr w:type="gramEnd"/>
+            <w:r>
+              <w:rPr>
+                <w:i/>
+                <w:iCs/>
+                <w:color w:val="AAAAAA"/>
+              </w:rPr>
+              <w:t xml:space="preserve"> </w:t>
+            </w:r>
+            <w:proofErr w:type="gramStart"/>
+            <w:r>
+              <w:rPr>
+                <w:i/>
+                <w:iCs/>
+                <w:color w:val="AAAAAA"/>
+              </w:rPr>
+              <w:t>here ]</w:t>
+            </w:r>
+            <w:proofErr w:type="gramEnd"/>
+          </w:p>
+          <w:p>
+            <w:pPr>
+              <w:spacing w:after="30"/>
+            </w:pPr>
+          </w:p>
+        </w:tc>
+      </w:tr>
+    </w:tbl>
+    <w:p>
+      <w:pPr>
+        <w:spacing w:after="140"/>
+      </w:pPr>
+    </w:p>
+    <w:p>
+      <w:pPr>
+        <w:spacing w:before="200" w:after="80"/>
+      </w:pPr>
+      <w:r>
+        <w:rPr>
+          <w:b/>
+          <w:bCs/>
+          <w:color w:val="0F6E6E"/>
+          <w:sz w:val="23"/>
+          <w:szCs w:val="23"/>
+        </w:rPr>
+        <w:t>US-010 — Route by Show Type</w:t>
+      </w:r>
+    </w:p>
+    <w:p>
+      <w:pPr>
+        <w:spacing w:after="40"/>
+      </w:pPr>
+      <w:r>
+        <w:rPr>
+          <w:b/>
+          <w:bCs/>
+          <w:color w:val="222222"/>
+        </w:rPr>
+        <w:t>What is expected:</w:t>
+      </w:r>
+    </w:p>
+    <w:p>
+      <w:pPr>
+        <w:spacing w:after="60"/>
+      </w:pPr>
+      <w:r>
+        <w:rPr>
+          <w:i/>
+          <w:iCs/>
+          <w:color w:val="595959"/>
+        </w:rPr>
+        <w:t xml:space="preserve">Routing </w:t>
+      </w:r>
+      <w:proofErr w:type="gramStart"/>
+      <w:r>
+        <w:rPr>
+          <w:i/>
+          <w:iCs/>
+          <w:color w:val="595959"/>
+        </w:rPr>
+        <w:t>rule</w:t>
+      </w:r>
+      <w:proofErr w:type="gramEnd"/>
+      <w:r>
+        <w:rPr>
+          <w:i/>
+          <w:iCs/>
+          <w:color w:val="595959"/>
+        </w:rPr>
+        <w:t xml:space="preserve"> or Decision Table routes to </w:t>
+      </w:r>
+      <w:proofErr w:type="spellStart"/>
+      <w:r>
+        <w:rPr>
+          <w:i/>
+          <w:iCs/>
+          <w:color w:val="595959"/>
+        </w:rPr>
+        <w:t>PremiumShowQueue</w:t>
+      </w:r>
+      <w:proofErr w:type="spellEnd"/>
+      <w:r>
+        <w:rPr>
+          <w:i/>
+          <w:iCs/>
+          <w:color w:val="595959"/>
+        </w:rPr>
+        <w:t xml:space="preserve"> or </w:t>
+      </w:r>
+      <w:proofErr w:type="spellStart"/>
+      <w:r>
+        <w:rPr>
+          <w:i/>
+          <w:iCs/>
+          <w:color w:val="595959"/>
+        </w:rPr>
+        <w:t>StandardShowQueue</w:t>
+      </w:r>
+      <w:proofErr w:type="spellEnd"/>
+      <w:r>
+        <w:rPr>
+          <w:i/>
+          <w:iCs/>
+          <w:color w:val="595959"/>
+        </w:rPr>
+        <w:t xml:space="preserve"> based on Show Type property.</w:t>
+      </w:r>
+    </w:p>
+    <w:p>
+      <w:pPr>
+        <w:spacing w:after="60"/>
+      </w:pPr>
+      <w:r>
+        <w:rPr>
+          <w:b/>
+          <w:bCs/>
+          <w:color w:val="222222"/>
+        </w:rPr>
+        <w:t>Screenshot — paste your screenshot below this line:</w:t>
+      </w:r>
+    </w:p>
+    <w:tbl>
+      <w:tblPr>
+        <w:tblW w:w="9360" w:type="dxa"/>
+        <w:tblBorders>
+          <w:top w:val="single" w:sz="4" w:space="0" w:color="auto"/>
+          <w:left w:val="single" w:sz="4" w:space="0" w:color="auto"/>
+          <w:bottom w:val="single" w:sz="4" w:space="0" w:color="auto"/>
+          <w:right w:val="single" w:sz="4" w:space="0" w:color="auto"/>
+          <w:insideH w:val="single" w:sz="4" w:space="0" w:color="auto"/>
+          <w:insideV w:val="single" w:sz="4" w:space="0" w:color="auto"/>
+        </w:tblBorders>
+        <w:tblCellMar>
+          <w:left w:w="10" w:type="dxa"/>
+          <w:right w:w="10" w:type="dxa"/>
+        </w:tblCellMar>
+        <w:tblLook w:val="0000" w:firstRow="0" w:lastRow="0" w:firstColumn="0" w:lastColumn="0" w:noHBand="0" w:noVBand="0"/>
+      </w:tblPr>
+      <w:tblGrid>
+        <w:gridCol w:w="9360"/>
+      </w:tblGrid>
+      <w:tr>
+        <w:tblPrEx>
+          <w:tblCellMar>
+            <w:top w:w="0" w:type="dxa"/>
+            <w:bottom w:w="0" w:type="dxa"/>
+          </w:tblCellMar>
+        </w:tblPrEx>
+        <w:tc>
+          <w:tcPr>
+            <w:tcW w:w="9360" w:type="dxa"/>
+            <w:tcMar>
+              <w:top w:w="100" w:type="dxa"/>
+              <w:left w:w="120" w:type="dxa"/>
+              <w:bottom w:w="100" w:type="dxa"/>
+              <w:right w:w="120" w:type="dxa"/>
+            </w:tcMar>
+          </w:tcPr>
+          <w:p>
+            <w:pPr>
+              <w:spacing w:after="30"/>
+            </w:pPr>
+            <w:proofErr w:type="gramStart"/>
+            <w:r>
+              <w:rPr>
+                <w:i/>
+                <w:iCs/>
+                <w:color w:val="AAAAAA"/>
+              </w:rPr>
+              <w:t>[ Paste</w:t>
+            </w:r>
+            <w:proofErr w:type="gramEnd"/>
+            <w:r>
+              <w:rPr>
+                <w:i/>
+                <w:iCs/>
+                <w:color w:val="AAAAAA"/>
+              </w:rPr>
+              <w:t xml:space="preserve"> screenshot here - follow the screenshot rules </w:t>
+            </w:r>
+            <w:proofErr w:type="gramStart"/>
+            <w:r>
+              <w:rPr>
+                <w:i/>
+                <w:iCs/>
+                <w:color w:val="AAAAAA"/>
+              </w:rPr>
+              <w:t>above ]</w:t>
+            </w:r>
+            <w:proofErr w:type="gramEnd"/>
+          </w:p>
+          <w:p>
+            <w:pPr>
+              <w:spacing w:after="30"/>
+            </w:pPr>
+          </w:p>
+          <w:p>
+            <w:pPr>
+              <w:spacing w:after="30"/>
+            </w:pPr>
+          </w:p>
+          <w:p>
+            <w:pPr>
+              <w:spacing w:after="30"/>
+            </w:pPr>
+          </w:p>
+          <w:p>
+            <w:pPr>
+              <w:spacing w:after="30"/>
+            </w:pPr>
+          </w:p>
+        </w:tc>
+      </w:tr>
+    </w:tbl>
+    <w:p>
+      <w:pPr>
+        <w:spacing w:after="60"/>
+      </w:pPr>
+    </w:p>
+    <w:p>
+      <w:pPr>
+        <w:spacing w:after="50"/>
+      </w:pPr>
+      <w:r>
+        <w:rPr>
+          <w:b/>
+          <w:bCs/>
+          <w:color w:val="222222"/>
+        </w:rPr>
+        <w:t>What I built for this (1–2 lines in your own words):</w:t>
+      </w:r>
+    </w:p>
+    <w:tbl>
+      <w:tblPr>
+        <w:tblW w:w="9360" w:type="dxa"/>
+        <w:tblBorders>
+          <w:top w:val="single" w:sz="4" w:space="0" w:color="auto"/>
+          <w:left w:val="single" w:sz="4" w:space="0" w:color="auto"/>
+          <w:bottom w:val="single" w:sz="4" w:space="0" w:color="auto"/>
+          <w:right w:val="single" w:sz="4" w:space="0" w:color="auto"/>
+          <w:insideH w:val="single" w:sz="4" w:space="0" w:color="auto"/>
+          <w:insideV w:val="single" w:sz="4" w:space="0" w:color="auto"/>
+        </w:tblBorders>
+        <w:tblCellMar>
+          <w:left w:w="10" w:type="dxa"/>
+          <w:right w:w="10" w:type="dxa"/>
+        </w:tblCellMar>
+        <w:tblLook w:val="0000" w:firstRow="0" w:lastRow="0" w:firstColumn="0" w:lastColumn="0" w:noHBand="0" w:noVBand="0"/>
+      </w:tblPr>
+      <w:tblGrid>
+        <w:gridCol w:w="9360"/>
+      </w:tblGrid>
+      <w:tr>
+        <w:tblPrEx>
+          <w:tblCellMar>
+            <w:top w:w="0" w:type="dxa"/>
+            <w:bottom w:w="0" w:type="dxa"/>
+          </w:tblCellMar>
+        </w:tblPrEx>
+        <w:tc>
+          <w:tcPr>
+            <w:tcW w:w="9360" w:type="dxa"/>
+            <w:tcMar>
+              <w:top w:w="100" w:type="dxa"/>
+              <w:left w:w="120" w:type="dxa"/>
+              <w:bottom w:w="100" w:type="dxa"/>
+              <w:right w:w="120" w:type="dxa"/>
+            </w:tcMar>
+          </w:tcPr>
+          <w:p>
+            <w:pPr>
+              <w:spacing w:after="30"/>
+            </w:pPr>
+            <w:proofErr w:type="gramStart"/>
+            <w:r>
+              <w:rPr>
+                <w:i/>
+                <w:iCs/>
+                <w:color w:val="AAAAAA"/>
+              </w:rPr>
+              <w:t>[ Type</w:t>
+            </w:r>
+            <w:proofErr w:type="gramEnd"/>
+            <w:r>
+              <w:rPr>
+                <w:i/>
+                <w:iCs/>
+                <w:color w:val="AAAAAA"/>
+              </w:rPr>
+              <w:t xml:space="preserve"> </w:t>
+            </w:r>
+            <w:proofErr w:type="gramStart"/>
+            <w:r>
+              <w:rPr>
+                <w:i/>
+                <w:iCs/>
+                <w:color w:val="AAAAAA"/>
+              </w:rPr>
+              <w:t>here ]</w:t>
+            </w:r>
+            <w:proofErr w:type="gramEnd"/>
+          </w:p>
+          <w:p>
+            <w:pPr>
+              <w:spacing w:after="30"/>
+            </w:pPr>
+          </w:p>
+        </w:tc>
+      </w:tr>
+    </w:tbl>
+    <w:p>
+      <w:pPr>
+        <w:spacing w:after="140"/>
+      </w:pPr>
+    </w:p>
+    <w:p>
+      <w:r>
+        <w:br w:type="page"/>
+      </w:r>
+    </w:p>
+    <w:p>
+      <w:pPr>
+        <w:spacing w:before="160" w:after="80"/>
+      </w:pPr>
+      <w:r>
+        <w:rPr>
+          <w:b/>
+          <w:bCs/>
+          <w:color w:val="1F3864"/>
+          <w:sz w:val="26"/>
+          <w:szCs w:val="26"/>
+        </w:rPr>
+        <w:lastRenderedPageBreak/>
+        <w:t>Section 3 — About Your Application</w:t>
+      </w:r>
+    </w:p>
+    <w:p>
+      <w:pPr>
+        <w:spacing w:after="60"/>
+      </w:pPr>
+      <w:r>
+        <w:rPr>
+          <w:i/>
+          <w:iCs/>
+          <w:color w:val="595959"/>
+          <w:sz w:val="19"/>
+          <w:szCs w:val="19"/>
+        </w:rPr>
+        <w:t>These answers are checked against your screenshots. Write exactly what is in your application.</w:t>
+      </w:r>
+    </w:p>
+    <w:p>
+      <w:pPr>
+        <w:spacing w:after="100"/>
+      </w:pPr>
+    </w:p>
+    <w:p>
+      <w:pPr>
+        <w:spacing w:before="160" w:after="80"/>
+      </w:pPr>
+      <w:r>
+        <w:rPr>
+          <w:b/>
+          <w:bCs/>
+          <w:color w:val="0F6E6E"/>
+          <w:sz w:val="23"/>
+          <w:szCs w:val="23"/>
+        </w:rPr>
+        <w:t>Q1. List your stages in the order they appear in your case lifecycle.</w:t>
+      </w:r>
+    </w:p>
+    <w:p>
+      <w:pPr>
+        <w:spacing w:after="60"/>
+      </w:pPr>
+      <w:r>
+        <w:rPr>
+          <w:i/>
+          <w:iCs/>
+          <w:color w:val="595959"/>
+          <w:sz w:val="19"/>
+          <w:szCs w:val="19"/>
+        </w:rPr>
+        <w:t>Stage names in order, separated by commas.</w:t>
+      </w:r>
+    </w:p>
+    <w:tbl>
+      <w:tblPr>
+        <w:tblW w:w="9360" w:type="dxa"/>
+        <w:tblBorders>
+          <w:top w:val="single" w:sz="4" w:space="0" w:color="auto"/>
+          <w:left w:val="single" w:sz="4" w:space="0" w:color="auto"/>
+          <w:bottom w:val="single" w:sz="4" w:space="0" w:color="auto"/>
+          <w:right w:val="single" w:sz="4" w:space="0" w:color="auto"/>
+          <w:insideH w:val="single" w:sz="4" w:space="0" w:color="auto"/>
+          <w:insideV w:val="single" w:sz="4" w:space="0" w:color="auto"/>
+        </w:tblBorders>
+        <w:tblCellMar>
+          <w:left w:w="10" w:type="dxa"/>
+          <w:right w:w="10" w:type="dxa"/>
+        </w:tblCellMar>
+        <w:tblLook w:val="0000" w:firstRow="0" w:lastRow="0" w:firstColumn="0" w:lastColumn="0" w:noHBand="0" w:noVBand="0"/>
+      </w:tblPr>
+      <w:tblGrid>
+        <w:gridCol w:w="9360"/>
+      </w:tblGrid>
+      <w:tr>
+        <w:tblPrEx>
+          <w:tblCellMar>
+            <w:top w:w="0" w:type="dxa"/>
+            <w:bottom w:w="0" w:type="dxa"/>
+          </w:tblCellMar>
+        </w:tblPrEx>
+        <w:tc>
+          <w:tcPr>
+            <w:tcW w:w="9360" w:type="dxa"/>
+            <w:tcMar>
+              <w:top w:w="100" w:type="dxa"/>
+              <w:left w:w="120" w:type="dxa"/>
+              <w:bottom w:w="100" w:type="dxa"/>
+              <w:right w:w="120" w:type="dxa"/>
+            </w:tcMar>
+          </w:tcPr>
+          <w:p>
+            <w:pPr>
+              <w:spacing w:after="30"/>
+            </w:pPr>
+            <w:proofErr w:type="gramStart"/>
+            <w:r>
+              <w:rPr>
+                <w:i/>
+                <w:iCs/>
+                <w:color w:val="AAAAAA"/>
+              </w:rPr>
+              <w:t>[ Type</w:t>
+            </w:r>
+            <w:proofErr w:type="gramEnd"/>
+            <w:r>
+              <w:rPr>
+                <w:i/>
+                <w:iCs/>
+                <w:color w:val="AAAAAA"/>
+              </w:rPr>
+              <w:t xml:space="preserve"> </w:t>
+            </w:r>
+            <w:proofErr w:type="gramStart"/>
+            <w:r>
+              <w:rPr>
+                <w:i/>
+                <w:iCs/>
+                <w:color w:val="AAAAAA"/>
+              </w:rPr>
+              <w:t>here ]</w:t>
+            </w:r>
+            <w:proofErr w:type="gramEnd"/>
+          </w:p>
+          <w:p>
+            <w:pPr>
+              <w:spacing w:after="30"/>
+            </w:pPr>
+          </w:p>
+        </w:tc>
+      </w:tr>
+    </w:tbl>
+    <w:p>
+      <w:pPr>
+        <w:spacing w:after="120"/>
+      </w:pPr>
+    </w:p>
+    <w:p>
+      <w:pPr>
+        <w:spacing w:before="160" w:after="80"/>
+      </w:pPr>
+      <w:r>
+        <w:rPr>
+          <w:b/>
+          <w:bCs/>
+          <w:color w:val="0F6E6E"/>
+          <w:sz w:val="23"/>
+          <w:szCs w:val="23"/>
+        </w:rPr>
+        <w:t>Q2. Name the data object(s) you created and the properties inside them.</w:t>
+      </w:r>
+    </w:p>
+    <w:p>
+      <w:pPr>
+        <w:spacing w:after="60"/>
+      </w:pPr>
+      <w:r>
+        <w:rPr>
+          <w:i/>
+          <w:iCs/>
+          <w:color w:val="595959"/>
+          <w:sz w:val="19"/>
+          <w:szCs w:val="19"/>
+        </w:rPr>
+        <w:t>Data object name and its properties.</w:t>
+      </w:r>
+    </w:p>
+    <w:tbl>
+      <w:tblPr>
+        <w:tblW w:w="9360" w:type="dxa"/>
+        <w:tblBorders>
+          <w:top w:val="single" w:sz="4" w:space="0" w:color="auto"/>
+          <w:left w:val="single" w:sz="4" w:space="0" w:color="auto"/>
+          <w:bottom w:val="single" w:sz="4" w:space="0" w:color="auto"/>
+          <w:right w:val="single" w:sz="4" w:space="0" w:color="auto"/>
+          <w:insideH w:val="single" w:sz="4" w:space="0" w:color="auto"/>
+          <w:insideV w:val="single" w:sz="4" w:space="0" w:color="auto"/>
+        </w:tblBorders>
+        <w:tblCellMar>
+          <w:left w:w="10" w:type="dxa"/>
+          <w:right w:w="10" w:type="dxa"/>
+        </w:tblCellMar>
+        <w:tblLook w:val="0000" w:firstRow="0" w:lastRow="0" w:firstColumn="0" w:lastColumn="0" w:noHBand="0" w:noVBand="0"/>
+      </w:tblPr>
+      <w:tblGrid>
+        <w:gridCol w:w="9360"/>
+      </w:tblGrid>
+      <w:tr>
+        <w:tblPrEx>
+          <w:tblCellMar>
+            <w:top w:w="0" w:type="dxa"/>
+            <w:bottom w:w="0" w:type="dxa"/>
+          </w:tblCellMar>
+        </w:tblPrEx>
+        <w:tc>
+          <w:tcPr>
+            <w:tcW w:w="9360" w:type="dxa"/>
+            <w:tcMar>
+              <w:top w:w="100" w:type="dxa"/>
+              <w:left w:w="120" w:type="dxa"/>
+              <w:bottom w:w="100" w:type="dxa"/>
+              <w:right w:w="120" w:type="dxa"/>
+            </w:tcMar>
+          </w:tcPr>
+          <w:p>
+            <w:pPr>
+              <w:spacing w:after="30"/>
+            </w:pPr>
+            <w:proofErr w:type="gramStart"/>
+            <w:r>
+              <w:rPr>
+                <w:i/>
+                <w:iCs/>
+                <w:color w:val="AAAAAA"/>
+              </w:rPr>
+              <w:t>[ Type</w:t>
+            </w:r>
+            <w:proofErr w:type="gramEnd"/>
+            <w:r>
+              <w:rPr>
+                <w:i/>
+                <w:iCs/>
+                <w:color w:val="AAAAAA"/>
+              </w:rPr>
+              <w:t xml:space="preserve"> </w:t>
+            </w:r>
+            <w:proofErr w:type="gramStart"/>
+            <w:r>
+              <w:rPr>
+                <w:i/>
+                <w:iCs/>
+                <w:color w:val="AAAAAA"/>
+              </w:rPr>
+              <w:t>here ]</w:t>
+            </w:r>
+            <w:proofErr w:type="gramEnd"/>
+          </w:p>
+          <w:p>
+            <w:pPr>
+              <w:spacing w:after="30"/>
+            </w:pPr>
+          </w:p>
+        </w:tc>
+      </w:tr>
+    </w:tbl>
+    <w:p>
+      <w:pPr>
+        <w:spacing w:after="120"/>
+      </w:pPr>
+    </w:p>
+    <w:p>
+      <w:pPr>
+        <w:spacing w:before="160" w:after="80"/>
+      </w:pPr>
+      <w:r>
+        <w:rPr>
+          <w:b/>
+          <w:bCs/>
+          <w:color w:val="0F6E6E"/>
+          <w:sz w:val="23"/>
+          <w:szCs w:val="23"/>
+        </w:rPr>
+        <w:t>Q3. What is the exact name and type of the rule you used to calculate Total Cost?</w:t>
+      </w:r>
+    </w:p>
+    <w:p>
+      <w:pPr>
+        <w:spacing w:after="60"/>
+      </w:pPr>
+      <w:r>
+        <w:rPr>
+          <w:i/>
+          <w:iCs/>
+          <w:color w:val="595959"/>
+          <w:sz w:val="19"/>
+          <w:szCs w:val="19"/>
+        </w:rPr>
+        <w:t>Provide:</w:t>
+      </w:r>
+      <w:r>
+        <w:rPr>
+          <w:i/>
+          <w:iCs/>
+          <w:color w:val="595959"/>
+          <w:sz w:val="19"/>
+          <w:szCs w:val="19"/>
+        </w:rPr>
+        <w:br/>
+        <w:t>• Rule Name</w:t>
+      </w:r>
+      <w:r>
+        <w:rPr>
+          <w:i/>
+          <w:iCs/>
+          <w:color w:val="595959"/>
+          <w:sz w:val="19"/>
+          <w:szCs w:val="19"/>
+        </w:rPr>
+        <w:br/>
+        <w:t>• Rule Type</w:t>
+      </w:r>
+      <w:r>
+        <w:rPr>
+          <w:i/>
+          <w:iCs/>
+          <w:color w:val="595959"/>
+          <w:sz w:val="19"/>
+          <w:szCs w:val="19"/>
+        </w:rPr>
+        <w:br/>
+        <w:t>• Properties used in the calculation</w:t>
+      </w:r>
+      <w:r>
+        <w:rPr>
+          <w:i/>
+          <w:iCs/>
+          <w:color w:val="595959"/>
+          <w:sz w:val="19"/>
+          <w:szCs w:val="19"/>
+        </w:rPr>
+        <w:br/>
+        <w:t>• Formula used</w:t>
+      </w:r>
+    </w:p>
+    <w:tbl>
+      <w:tblPr>
+        <w:tblW w:w="9360" w:type="dxa"/>
+        <w:tblBorders>
+          <w:top w:val="single" w:sz="4" w:space="0" w:color="auto"/>
+          <w:left w:val="single" w:sz="4" w:space="0" w:color="auto"/>
+          <w:bottom w:val="single" w:sz="4" w:space="0" w:color="auto"/>
+          <w:right w:val="single" w:sz="4" w:space="0" w:color="auto"/>
+          <w:insideH w:val="single" w:sz="4" w:space="0" w:color="auto"/>
+          <w:insideV w:val="single" w:sz="4" w:space="0" w:color="auto"/>
+        </w:tblBorders>
+        <w:tblCellMar>
+          <w:left w:w="10" w:type="dxa"/>
+          <w:right w:w="10" w:type="dxa"/>
+        </w:tblCellMar>
+        <w:tblLook w:val="0000" w:firstRow="0" w:lastRow="0" w:firstColumn="0" w:lastColumn="0" w:noHBand="0" w:noVBand="0"/>
+      </w:tblPr>
+      <w:tblGrid>
+        <w:gridCol w:w="9360"/>
+      </w:tblGrid>
+      <w:tr>
+        <w:tblPrEx>
+          <w:tblCellMar>
+            <w:top w:w="0" w:type="dxa"/>
+            <w:bottom w:w="0" w:type="dxa"/>
+          </w:tblCellMar>
+        </w:tblPrEx>
+        <w:tc>
+          <w:tcPr>
+            <w:tcW w:w="9360" w:type="dxa"/>
+            <w:tcMar>
+              <w:top w:w="100" w:type="dxa"/>
+              <w:left w:w="120" w:type="dxa"/>
+              <w:bottom w:w="100" w:type="dxa"/>
+              <w:right w:w="120" w:type="dxa"/>
+            </w:tcMar>
+          </w:tcPr>
+          <w:p>
+            <w:pPr>
+              <w:spacing w:after="30"/>
+            </w:pPr>
+            <w:proofErr w:type="gramStart"/>
+            <w:r>
+              <w:rPr>
+                <w:i/>
+                <w:iCs/>
+                <w:color w:val="AAAAAA"/>
+              </w:rPr>
+              <w:t>[ Type</w:t>
+            </w:r>
+            <w:proofErr w:type="gramEnd"/>
+            <w:r>
+              <w:rPr>
+                <w:i/>
+                <w:iCs/>
+                <w:color w:val="AAAAAA"/>
+              </w:rPr>
+              <w:t xml:space="preserve"> </w:t>
+            </w:r>
+            <w:proofErr w:type="gramStart"/>
+            <w:r>
+              <w:rPr>
+                <w:i/>
+                <w:iCs/>
+                <w:color w:val="AAAAAA"/>
+              </w:rPr>
+              <w:t>here ]</w:t>
+            </w:r>
+            <w:proofErr w:type="gramEnd"/>
+          </w:p>
+          <w:p>
+            <w:pPr>
+              <w:spacing w:after="30"/>
+            </w:pPr>
+          </w:p>
+        </w:tc>
+      </w:tr>
+    </w:tbl>
+    <w:p>
+      <w:pPr>
+        <w:spacing w:after="120"/>
+      </w:pPr>
+    </w:p>
+    <w:p>
+      <w:r>
+        <w:br w:type="page"/>
+      </w:r>
+    </w:p>
+    <w:p>
+      <w:pPr>
+        <w:spacing w:before="160" w:after="80"/>
+      </w:pPr>
+      <w:r>
+        <w:rPr>
+          <w:b/>
+          <w:bCs/>
+          <w:color w:val="1F3864"/>
+          <w:sz w:val="26"/>
+          <w:szCs w:val="26"/>
+        </w:rPr>
+        <w:lastRenderedPageBreak/>
+        <w:t>Section 4 — Your Understanding</w:t>
+      </w:r>
+    </w:p>
+    <w:p>
+      <w:pPr>
+        <w:spacing w:after="60"/>
+      </w:pPr>
+      <w:r>
+        <w:rPr>
+          <w:i/>
+          <w:iCs/>
+          <w:color w:val="595959"/>
+          <w:sz w:val="19"/>
+          <w:szCs w:val="19"/>
+        </w:rPr>
+        <w:t>Short, honest and specific answers score well.</w:t>
+      </w:r>
+    </w:p>
+    <w:p>
+      <w:pPr>
+        <w:spacing w:after="100"/>
+      </w:pPr>
+    </w:p>
+    <w:p>
+      <w:pPr>
+        <w:spacing w:before="160" w:after="80"/>
+      </w:pPr>
+      <w:r>
+        <w:rPr>
+          <w:b/>
+          <w:bCs/>
+          <w:color w:val="0F6E6E"/>
+          <w:sz w:val="23"/>
+          <w:szCs w:val="23"/>
+        </w:rPr>
+        <w:t>Q4. What did Blueprint generate for you, and what did you add or change yourself afterwards?</w:t>
+      </w:r>
+    </w:p>
+    <w:p>
+      <w:pPr>
+        <w:spacing w:after="60"/>
+      </w:pPr>
+      <w:r>
+        <w:rPr>
+          <w:i/>
+          <w:iCs/>
+          <w:color w:val="595959"/>
+          <w:sz w:val="19"/>
+          <w:szCs w:val="19"/>
+        </w:rPr>
+        <w:t>Be specific about what was already there and what you built or modified on top.</w:t>
+      </w:r>
+    </w:p>
+    <w:tbl>
+      <w:tblPr>
+        <w:tblW w:w="9360" w:type="dxa"/>
+        <w:tblBorders>
+          <w:top w:val="single" w:sz="4" w:space="0" w:color="auto"/>
+          <w:left w:val="single" w:sz="4" w:space="0" w:color="auto"/>
+          <w:bottom w:val="single" w:sz="4" w:space="0" w:color="auto"/>
+          <w:right w:val="single" w:sz="4" w:space="0" w:color="auto"/>
+          <w:insideH w:val="single" w:sz="4" w:space="0" w:color="auto"/>
+          <w:insideV w:val="single" w:sz="4" w:space="0" w:color="auto"/>
+        </w:tblBorders>
+        <w:tblCellMar>
+          <w:left w:w="10" w:type="dxa"/>
+          <w:right w:w="10" w:type="dxa"/>
+        </w:tblCellMar>
+        <w:tblLook w:val="0000" w:firstRow="0" w:lastRow="0" w:firstColumn="0" w:lastColumn="0" w:noHBand="0" w:noVBand="0"/>
+      </w:tblPr>
+      <w:tblGrid>
+        <w:gridCol w:w="9360"/>
+      </w:tblGrid>
+      <w:tr>
+        <w:tblPrEx>
+          <w:tblCellMar>
+            <w:top w:w="0" w:type="dxa"/>
+            <w:bottom w:w="0" w:type="dxa"/>
+          </w:tblCellMar>
+        </w:tblPrEx>
+        <w:tc>
+          <w:tcPr>
+            <w:tcW w:w="9360" w:type="dxa"/>
+            <w:tcMar>
+              <w:top w:w="100" w:type="dxa"/>
+              <w:left w:w="120" w:type="dxa"/>
+              <w:bottom w:w="100" w:type="dxa"/>
+              <w:right w:w="120" w:type="dxa"/>
+            </w:tcMar>
+          </w:tcPr>
+          <w:p>
+            <w:pPr>
+              <w:spacing w:after="30"/>
+            </w:pPr>
+            <w:proofErr w:type="gramStart"/>
+            <w:r>
+              <w:rPr>
+                <w:i/>
+                <w:iCs/>
+                <w:color w:val="AAAAAA"/>
+              </w:rPr>
+              <w:t>[ Type</w:t>
+            </w:r>
+            <w:proofErr w:type="gramEnd"/>
+            <w:r>
+              <w:rPr>
+                <w:i/>
+                <w:iCs/>
+                <w:color w:val="AAAAAA"/>
+              </w:rPr>
+              <w:t xml:space="preserve"> </w:t>
+            </w:r>
+            <w:proofErr w:type="gramStart"/>
+            <w:r>
+              <w:rPr>
+                <w:i/>
+                <w:iCs/>
+                <w:color w:val="AAAAAA"/>
+              </w:rPr>
+              <w:t>here ]</w:t>
+            </w:r>
+            <w:proofErr w:type="gramEnd"/>
+          </w:p>
+          <w:p>
+            <w:pPr>
+              <w:spacing w:after="30"/>
+            </w:pPr>
+          </w:p>
+          <w:p>
+            <w:pPr>
+              <w:spacing w:after="30"/>
+            </w:pPr>
+          </w:p>
+          <w:p>
+            <w:pPr>
+              <w:spacing w:after="30"/>
+            </w:pPr>
+          </w:p>
+          <w:p>
+            <w:pPr>
+              <w:spacing w:after="30"/>
+            </w:pPr>
+          </w:p>
+        </w:tc>
+      </w:tr>
+    </w:tbl>
+    <w:p>
+      <w:pPr>
+        <w:spacing w:after="120"/>
+      </w:pPr>
+    </w:p>
+    <w:p>
+      <w:pPr>
+        <w:spacing w:before="160" w:after="80"/>
+      </w:pPr>
+      <w:r>
+        <w:rPr>
+          <w:b/>
+          <w:bCs/>
+          <w:color w:val="0F6E6E"/>
+          <w:sz w:val="23"/>
+          <w:szCs w:val="23"/>
+        </w:rPr>
+        <w:t>Q5. Was there anything Blueprint created that you had to correct or configure further? Describe one example.</w:t>
+      </w:r>
+    </w:p>
+    <w:p>
+      <w:pPr>
+        <w:spacing w:after="60"/>
+      </w:pPr>
+      <w:r>
+        <w:rPr>
+          <w:i/>
+          <w:iCs/>
+          <w:color w:val="595959"/>
+          <w:sz w:val="19"/>
+          <w:szCs w:val="19"/>
+        </w:rPr>
+        <w:t>A real example from your own work.</w:t>
+      </w:r>
+    </w:p>
+    <w:tbl>
+      <w:tblPr>
+        <w:tblW w:w="9360" w:type="dxa"/>
+        <w:tblBorders>
+          <w:top w:val="single" w:sz="4" w:space="0" w:color="auto"/>
+          <w:left w:val="single" w:sz="4" w:space="0" w:color="auto"/>
+          <w:bottom w:val="single" w:sz="4" w:space="0" w:color="auto"/>
+          <w:right w:val="single" w:sz="4" w:space="0" w:color="auto"/>
+          <w:insideH w:val="single" w:sz="4" w:space="0" w:color="auto"/>
+          <w:insideV w:val="single" w:sz="4" w:space="0" w:color="auto"/>
+        </w:tblBorders>
+        <w:tblCellMar>
+          <w:left w:w="10" w:type="dxa"/>
+          <w:right w:w="10" w:type="dxa"/>
+        </w:tblCellMar>
+        <w:tblLook w:val="0000" w:firstRow="0" w:lastRow="0" w:firstColumn="0" w:lastColumn="0" w:noHBand="0" w:noVBand="0"/>
+      </w:tblPr>
+      <w:tblGrid>
+        <w:gridCol w:w="9360"/>
+      </w:tblGrid>
+      <w:tr>
+        <w:tblPrEx>
+          <w:tblCellMar>
+            <w:top w:w="0" w:type="dxa"/>
+            <w:bottom w:w="0" w:type="dxa"/>
+          </w:tblCellMar>
+        </w:tblPrEx>
+        <w:tc>
+          <w:tcPr>
+            <w:tcW w:w="9360" w:type="dxa"/>
+            <w:tcMar>
+              <w:top w:w="100" w:type="dxa"/>
+              <w:left w:w="120" w:type="dxa"/>
+              <w:bottom w:w="100" w:type="dxa"/>
+              <w:right w:w="120" w:type="dxa"/>
+            </w:tcMar>
+          </w:tcPr>
+          <w:p>
+            <w:pPr>
+              <w:spacing w:after="30"/>
+            </w:pPr>
+            <w:proofErr w:type="gramStart"/>
+            <w:r>
+              <w:rPr>
+                <w:i/>
+                <w:iCs/>
+                <w:color w:val="AAAAAA"/>
+              </w:rPr>
+              <w:t>[ Type</w:t>
+            </w:r>
+            <w:proofErr w:type="gramEnd"/>
+            <w:r>
+              <w:rPr>
+                <w:i/>
+                <w:iCs/>
+                <w:color w:val="AAAAAA"/>
+              </w:rPr>
+              <w:t xml:space="preserve"> </w:t>
+            </w:r>
+            <w:proofErr w:type="gramStart"/>
+            <w:r>
+              <w:rPr>
+                <w:i/>
+                <w:iCs/>
+                <w:color w:val="AAAAAA"/>
+              </w:rPr>
+              <w:t>here ]</w:t>
+            </w:r>
+            <w:proofErr w:type="gramEnd"/>
+          </w:p>
+          <w:p>
+            <w:pPr>
+              <w:spacing w:after="30"/>
+            </w:pPr>
+          </w:p>
+          <w:p>
+            <w:pPr>
+              <w:spacing w:after="30"/>
+            </w:pPr>
+          </w:p>
+          <w:p>
+            <w:pPr>
+              <w:spacing w:after="30"/>
+            </w:pPr>
+          </w:p>
+        </w:tc>
+      </w:tr>
+    </w:tbl>
+    <w:p>
+      <w:pPr>
+        <w:spacing w:after="120"/>
+      </w:pPr>
+    </w:p>
+    <w:p>
+      <w:pPr>
+        <w:spacing w:before="160" w:after="80"/>
+      </w:pPr>
+      <w:r>
+        <w:rPr>
+          <w:b/>
+          <w:bCs/>
+          <w:color w:val="0F6E6E"/>
+          <w:sz w:val="23"/>
+          <w:szCs w:val="23"/>
+        </w:rPr>
+        <w:t>Q6. Explain your case flow from creation to resolution, in order.</w:t>
+      </w:r>
+    </w:p>
+    <w:p>
+      <w:pPr>
+        <w:spacing w:after="60"/>
+      </w:pPr>
+      <w:r>
+        <w:rPr>
+          <w:i/>
+          <w:iCs/>
+          <w:color w:val="595959"/>
+          <w:sz w:val="19"/>
+          <w:szCs w:val="19"/>
+        </w:rPr>
+        <w:t>What happens first, who does what, when the case closes.</w:t>
+      </w:r>
+    </w:p>
+    <w:tbl>
+      <w:tblPr>
+        <w:tblW w:w="9360" w:type="dxa"/>
+        <w:tblBorders>
+          <w:top w:val="single" w:sz="4" w:space="0" w:color="auto"/>
+          <w:left w:val="single" w:sz="4" w:space="0" w:color="auto"/>
+          <w:bottom w:val="single" w:sz="4" w:space="0" w:color="auto"/>
+          <w:right w:val="single" w:sz="4" w:space="0" w:color="auto"/>
+          <w:insideH w:val="single" w:sz="4" w:space="0" w:color="auto"/>
+          <w:insideV w:val="single" w:sz="4" w:space="0" w:color="auto"/>
+        </w:tblBorders>
+        <w:tblCellMar>
+          <w:left w:w="10" w:type="dxa"/>
+          <w:right w:w="10" w:type="dxa"/>
+        </w:tblCellMar>
+        <w:tblLook w:val="0000" w:firstRow="0" w:lastRow="0" w:firstColumn="0" w:lastColumn="0" w:noHBand="0" w:noVBand="0"/>
+      </w:tblPr>
+      <w:tblGrid>
+        <w:gridCol w:w="9360"/>
+      </w:tblGrid>
+      <w:tr>
+        <w:tblPrEx>
+          <w:tblCellMar>
+            <w:top w:w="0" w:type="dxa"/>
+            <w:bottom w:w="0" w:type="dxa"/>
+          </w:tblCellMar>
+        </w:tblPrEx>
+        <w:tc>
+          <w:tcPr>
+            <w:tcW w:w="9360" w:type="dxa"/>
+            <w:tcMar>
+              <w:top w:w="100" w:type="dxa"/>
+              <w:left w:w="120" w:type="dxa"/>
+              <w:bottom w:w="100" w:type="dxa"/>
+              <w:right w:w="120" w:type="dxa"/>
+            </w:tcMar>
+          </w:tcPr>
+          <w:p>
+            <w:pPr>
+              <w:spacing w:after="30"/>
+            </w:pPr>
+            <w:proofErr w:type="gramStart"/>
+            <w:r>
+              <w:rPr>
+                <w:i/>
+                <w:iCs/>
+                <w:color w:val="AAAAAA"/>
+              </w:rPr>
+              <w:t>[ Type</w:t>
+            </w:r>
+            <w:proofErr w:type="gramEnd"/>
+            <w:r>
+              <w:rPr>
+                <w:i/>
+                <w:iCs/>
+                <w:color w:val="AAAAAA"/>
+              </w:rPr>
+              <w:t xml:space="preserve"> </w:t>
+            </w:r>
+            <w:proofErr w:type="gramStart"/>
+            <w:r>
+              <w:rPr>
+                <w:i/>
+                <w:iCs/>
+                <w:color w:val="AAAAAA"/>
+              </w:rPr>
+              <w:t>here ]</w:t>
+            </w:r>
+            <w:proofErr w:type="gramEnd"/>
+          </w:p>
+          <w:p>
+            <w:pPr>
+              <w:spacing w:after="30"/>
+            </w:pPr>
+          </w:p>
+          <w:p>
+            <w:pPr>
+              <w:spacing w:after="30"/>
+            </w:pPr>
+          </w:p>
+          <w:p>
+            <w:pPr>
+              <w:spacing w:after="30"/>
+            </w:pPr>
+          </w:p>
+          <w:p>
+            <w:pPr>
+              <w:spacing w:after="30"/>
+            </w:pPr>
+          </w:p>
+        </w:tc>
+      </w:tr>
+    </w:tbl>
+    <w:p>
+      <w:pPr>
+        <w:spacing w:after="120"/>
+      </w:pPr>
+    </w:p>
+    <w:p>
+      <w:pPr>
+        <w:spacing w:before="160" w:after="80"/>
+      </w:pPr>
+      <w:r>
+        <w:rPr>
+          <w:b/>
+          <w:bCs/>
+          <w:color w:val="0F6E6E"/>
+          <w:sz w:val="23"/>
+          <w:szCs w:val="23"/>
+        </w:rPr>
+        <w:t>Q7. Pick two design choices you made in your application and explain why you made them.</w:t>
+      </w:r>
+    </w:p>
+    <w:p>
+      <w:pPr>
+        <w:spacing w:after="60"/>
+      </w:pPr>
+      <w:r>
+        <w:rPr>
+          <w:i/>
+          <w:iCs/>
+          <w:color w:val="595959"/>
+          <w:sz w:val="19"/>
+          <w:szCs w:val="19"/>
+        </w:rPr>
+        <w:t>For each design choice, provide:</w:t>
+      </w:r>
+      <w:r>
+        <w:rPr>
+          <w:i/>
+          <w:iCs/>
+          <w:color w:val="595959"/>
+          <w:sz w:val="19"/>
+          <w:szCs w:val="19"/>
+        </w:rPr>
+        <w:br/>
+        <w:t>• What you implemented</w:t>
+      </w:r>
+      <w:r>
+        <w:rPr>
+          <w:i/>
+          <w:iCs/>
+          <w:color w:val="595959"/>
+          <w:sz w:val="19"/>
+          <w:szCs w:val="19"/>
+        </w:rPr>
+        <w:br/>
+        <w:t>• Why you chose that approach</w:t>
+      </w:r>
+      <w:r>
+        <w:rPr>
+          <w:i/>
+          <w:iCs/>
+          <w:color w:val="595959"/>
+          <w:sz w:val="19"/>
+          <w:szCs w:val="19"/>
+        </w:rPr>
+        <w:br/>
+        <w:t>• What benefit it provides to the application</w:t>
+      </w:r>
+    </w:p>
+    <w:tbl>
+      <w:tblPr>
+        <w:tblW w:w="9360" w:type="dxa"/>
+        <w:tblBorders>
+          <w:top w:val="single" w:sz="4" w:space="0" w:color="auto"/>
+          <w:left w:val="single" w:sz="4" w:space="0" w:color="auto"/>
+          <w:bottom w:val="single" w:sz="4" w:space="0" w:color="auto"/>
+          <w:right w:val="single" w:sz="4" w:space="0" w:color="auto"/>
+          <w:insideH w:val="single" w:sz="4" w:space="0" w:color="auto"/>
+          <w:insideV w:val="single" w:sz="4" w:space="0" w:color="auto"/>
+        </w:tblBorders>
+        <w:tblCellMar>
+          <w:left w:w="10" w:type="dxa"/>
+          <w:right w:w="10" w:type="dxa"/>
+        </w:tblCellMar>
+        <w:tblLook w:val="0000" w:firstRow="0" w:lastRow="0" w:firstColumn="0" w:lastColumn="0" w:noHBand="0" w:noVBand="0"/>
+      </w:tblPr>
+      <w:tblGrid>
+        <w:gridCol w:w="9360"/>
+      </w:tblGrid>
+      <w:tr>
+        <w:tblPrEx>
+          <w:tblCellMar>
+            <w:top w:w="0" w:type="dxa"/>
+            <w:bottom w:w="0" w:type="dxa"/>
+          </w:tblCellMar>
+        </w:tblPrEx>
+        <w:tc>
+          <w:tcPr>
+            <w:tcW w:w="9360" w:type="dxa"/>
+            <w:tcMar>
+              <w:top w:w="100" w:type="dxa"/>
+              <w:left w:w="120" w:type="dxa"/>
+              <w:bottom w:w="100" w:type="dxa"/>
+              <w:right w:w="120" w:type="dxa"/>
+            </w:tcMar>
+          </w:tcPr>
+          <w:p>
+            <w:pPr>
+              <w:spacing w:after="30"/>
+            </w:pPr>
+            <w:proofErr w:type="gramStart"/>
+            <w:r>
+              <w:rPr>
+                <w:i/>
+                <w:iCs/>
+                <w:color w:val="AAAAAA"/>
+              </w:rPr>
+              <w:t>[ Type</w:t>
+            </w:r>
+            <w:proofErr w:type="gramEnd"/>
+            <w:r>
+              <w:rPr>
+                <w:i/>
+                <w:iCs/>
+                <w:color w:val="AAAAAA"/>
+              </w:rPr>
+              <w:t xml:space="preserve"> </w:t>
+            </w:r>
+            <w:proofErr w:type="gramStart"/>
+            <w:r>
+              <w:rPr>
+                <w:i/>
+                <w:iCs/>
+                <w:color w:val="AAAAAA"/>
+              </w:rPr>
+              <w:t>here ]</w:t>
+            </w:r>
+            <w:proofErr w:type="gramEnd"/>
+          </w:p>
+          <w:p>
+            <w:pPr>
+              <w:spacing w:after="30"/>
+            </w:pPr>
+          </w:p>
+          <w:p>
+            <w:pPr>
+              <w:spacing w:after="30"/>
+            </w:pPr>
+          </w:p>
+          <w:p>
+            <w:pPr>
+              <w:spacing w:after="30"/>
+            </w:pPr>
+          </w:p>
+          <w:p>
+            <w:pPr>
+              <w:spacing w:after="30"/>
+            </w:pPr>
+          </w:p>
+        </w:tc>
+      </w:tr>
+    </w:tbl>
+    <w:p>
+      <w:pPr>
+        <w:spacing w:after="120"/>
+      </w:pPr>
+    </w:p>
+    <w:p>
+      <w:pPr>
+        <w:spacing w:before="160" w:after="80"/>
+      </w:pPr>
+      <w:r>
+        <w:rPr>
+          <w:b/>
+          <w:bCs/>
+          <w:color w:val="0F6E6E"/>
+          <w:sz w:val="23"/>
+          <w:szCs w:val="23"/>
+        </w:rPr>
+        <w:t>Q8. What was the hardest part, and how exactly did you fix it?</w:t>
+      </w:r>
+    </w:p>
+    <w:p>
+      <w:pPr>
+        <w:spacing w:after="60"/>
+      </w:pPr>
+      <w:r>
+        <w:rPr>
+          <w:i/>
+          <w:iCs/>
+          <w:color w:val="595959"/>
+          <w:sz w:val="19"/>
+          <w:szCs w:val="19"/>
+        </w:rPr>
+        <w:t>Specific and honest. A real challenge scores much better than a generic answer.</w:t>
+      </w:r>
+    </w:p>
+    <w:tbl>
+      <w:tblPr>
+        <w:tblW w:w="9360" w:type="dxa"/>
+        <w:tblBorders>
+          <w:top w:val="single" w:sz="4" w:space="0" w:color="auto"/>
+          <w:left w:val="single" w:sz="4" w:space="0" w:color="auto"/>
+          <w:bottom w:val="single" w:sz="4" w:space="0" w:color="auto"/>
+          <w:right w:val="single" w:sz="4" w:space="0" w:color="auto"/>
+          <w:insideH w:val="single" w:sz="4" w:space="0" w:color="auto"/>
+          <w:insideV w:val="single" w:sz="4" w:space="0" w:color="auto"/>
+        </w:tblBorders>
+        <w:tblCellMar>
+          <w:left w:w="10" w:type="dxa"/>
+          <w:right w:w="10" w:type="dxa"/>
+        </w:tblCellMar>
+        <w:tblLook w:val="0000" w:firstRow="0" w:lastRow="0" w:firstColumn="0" w:lastColumn="0" w:noHBand="0" w:noVBand="0"/>
+      </w:tblPr>
+      <w:tblGrid>
+        <w:gridCol w:w="9360"/>
+      </w:tblGrid>
+      <w:tr>
+        <w:tblPrEx>
+          <w:tblCellMar>
+            <w:top w:w="0" w:type="dxa"/>
+            <w:bottom w:w="0" w:type="dxa"/>
+          </w:tblCellMar>
+        </w:tblPrEx>
+        <w:tc>
+          <w:tcPr>
+            <w:tcW w:w="9360" w:type="dxa"/>
+            <w:tcMar>
+              <w:top w:w="100" w:type="dxa"/>
+              <w:left w:w="120" w:type="dxa"/>
+              <w:bottom w:w="100" w:type="dxa"/>
+              <w:right w:w="120" w:type="dxa"/>
+            </w:tcMar>
+          </w:tcPr>
+          <w:p>
+            <w:pPr>
+              <w:spacing w:after="30"/>
+            </w:pPr>
+            <w:proofErr w:type="gramStart"/>
+            <w:r>
+              <w:rPr>
+                <w:i/>
+                <w:iCs/>
+                <w:color w:val="AAAAAA"/>
+              </w:rPr>
+              <w:t>[ Type</w:t>
+            </w:r>
+            <w:proofErr w:type="gramEnd"/>
+            <w:r>
+              <w:rPr>
+                <w:i/>
+                <w:iCs/>
+                <w:color w:val="AAAAAA"/>
+              </w:rPr>
+              <w:t xml:space="preserve"> </w:t>
+            </w:r>
+            <w:proofErr w:type="gramStart"/>
+            <w:r>
+              <w:rPr>
+                <w:i/>
+                <w:iCs/>
+                <w:color w:val="AAAAAA"/>
+              </w:rPr>
+              <w:t>here ]</w:t>
+            </w:r>
+            <w:proofErr w:type="gramEnd"/>
+          </w:p>
+          <w:p>
+            <w:pPr>
+              <w:spacing w:after="30"/>
+            </w:pPr>
+          </w:p>
+          <w:p>
+            <w:pPr>
+              <w:spacing w:after="30"/>
+            </w:pPr>
+          </w:p>
+          <w:p>
+            <w:pPr>
+              <w:spacing w:after="30"/>
+            </w:pPr>
+          </w:p>
+          <w:p>
+            <w:pPr>
+              <w:spacing w:after="30"/>
+            </w:pPr>
+          </w:p>
+        </w:tc>
+      </w:tr>
+    </w:tbl>
+    <w:p>
+      <w:pPr>
+        <w:spacing w:after="120"/>
+      </w:pPr>
+    </w:p>
+    <w:p>
+      <w:pPr>
+        <w:spacing w:before="160" w:after="80"/>
+      </w:pPr>
+      <w:r>
+        <w:rPr>
+          <w:b/>
+          <w:bCs/>
+          <w:color w:val="0F6E6E"/>
+          <w:sz w:val="23"/>
+          <w:szCs w:val="23"/>
+        </w:rPr>
+        <w:t>Q9. If the approval step was only needed when Total Cost is above a certain amount, what would you change in your application?</w:t>
+      </w:r>
+    </w:p>
+    <w:p>
+      <w:pPr>
+        <w:spacing w:after="60"/>
+      </w:pPr>
+      <w:r>
+        <w:rPr>
+          <w:i/>
+          <w:iCs/>
+          <w:color w:val="595959"/>
+          <w:sz w:val="19"/>
+          <w:szCs w:val="19"/>
+        </w:rPr>
+        <w:t xml:space="preserve">Explain what you </w:t>
+      </w:r>
+      <w:proofErr w:type="gramStart"/>
+      <w:r>
+        <w:rPr>
+          <w:i/>
+          <w:iCs/>
+          <w:color w:val="595959"/>
+          <w:sz w:val="19"/>
+          <w:szCs w:val="19"/>
+        </w:rPr>
+        <w:t>would</w:t>
+      </w:r>
+      <w:proofErr w:type="gramEnd"/>
+      <w:r>
+        <w:rPr>
+          <w:i/>
+          <w:iCs/>
+          <w:color w:val="595959"/>
+          <w:sz w:val="19"/>
+          <w:szCs w:val="19"/>
+        </w:rPr>
+        <w:t xml:space="preserve"> change and where. You do not need to build this.</w:t>
+      </w:r>
+    </w:p>
+    <w:tbl>
+      <w:tblPr>
+        <w:tblW w:w="9360" w:type="dxa"/>
+        <w:tblBorders>
+          <w:top w:val="single" w:sz="4" w:space="0" w:color="auto"/>
+          <w:left w:val="single" w:sz="4" w:space="0" w:color="auto"/>
+          <w:bottom w:val="single" w:sz="4" w:space="0" w:color="auto"/>
+          <w:right w:val="single" w:sz="4" w:space="0" w:color="auto"/>
+          <w:insideH w:val="single" w:sz="4" w:space="0" w:color="auto"/>
+          <w:insideV w:val="single" w:sz="4" w:space="0" w:color="auto"/>
+        </w:tblBorders>
+        <w:tblCellMar>
+          <w:left w:w="10" w:type="dxa"/>
+          <w:right w:w="10" w:type="dxa"/>
+        </w:tblCellMar>
+        <w:tblLook w:val="0000" w:firstRow="0" w:lastRow="0" w:firstColumn="0" w:lastColumn="0" w:noHBand="0" w:noVBand="0"/>
+      </w:tblPr>
+      <w:tblGrid>
+        <w:gridCol w:w="9360"/>
+      </w:tblGrid>
+      <w:tr>
+        <w:tblPrEx>
+          <w:tblCellMar>
+            <w:top w:w="0" w:type="dxa"/>
+            <w:bottom w:w="0" w:type="dxa"/>
+          </w:tblCellMar>
+        </w:tblPrEx>
+        <w:tc>
+          <w:tcPr>
+            <w:tcW w:w="9360" w:type="dxa"/>
+            <w:tcMar>
+              <w:top w:w="100" w:type="dxa"/>
+              <w:left w:w="120" w:type="dxa"/>
+              <w:bottom w:w="100" w:type="dxa"/>
+              <w:right w:w="120" w:type="dxa"/>
+            </w:tcMar>
+          </w:tcPr>
+          <w:p>
+            <w:pPr>
+              <w:spacing w:after="30"/>
+            </w:pPr>
+            <w:proofErr w:type="gramStart"/>
+            <w:r>
+              <w:rPr>
+                <w:i/>
+                <w:iCs/>
+                <w:color w:val="AAAAAA"/>
+              </w:rPr>
+              <w:t>[ Type</w:t>
+            </w:r>
+            <w:proofErr w:type="gramEnd"/>
+            <w:r>
+              <w:rPr>
+                <w:i/>
+                <w:iCs/>
+                <w:color w:val="AAAAAA"/>
+              </w:rPr>
+              <w:t xml:space="preserve"> </w:t>
+            </w:r>
+            <w:proofErr w:type="gramStart"/>
+            <w:r>
+              <w:rPr>
+                <w:i/>
+                <w:iCs/>
+                <w:color w:val="AAAAAA"/>
+              </w:rPr>
+              <w:t>here ]</w:t>
+            </w:r>
+            <w:proofErr w:type="gramEnd"/>
+          </w:p>
+          <w:p>
+            <w:pPr>
+              <w:spacing w:after="30"/>
+            </w:pPr>
+          </w:p>
+          <w:p>
+            <w:pPr>
+              <w:spacing w:after="30"/>
+            </w:pPr>
+          </w:p>
+          <w:p>
+            <w:pPr>
+              <w:spacing w:after="30"/>
+            </w:pPr>
+          </w:p>
+        </w:tc>
+      </w:tr>
+    </w:tbl>
+    <w:p>
+      <w:pPr>
+        <w:spacing w:after="120"/>
+      </w:pPr>
+    </w:p>
+    <w:p>
+      <w:pPr>
+        <w:spacing w:before="160" w:after="80"/>
+      </w:pPr>
+      <w:r>
+        <w:rPr>
+          <w:b/>
+          <w:bCs/>
+          <w:color w:val="0F6E6E"/>
+        </w:rPr>
+        <w:t>Q10. List three exact rule names from your application that you personally created or modified.</w:t>
+      </w:r>
+    </w:p>
+    <w:p>
+      <w:pPr>
+        <w:spacing w:after="60"/>
+      </w:pPr>
+      <w:r>
+        <w:rPr>
+          <w:i/>
+          <w:iCs/>
+          <w:color w:val="595959"/>
+        </w:rPr>
+        <w:t xml:space="preserve">Include the rule name and rule type for each one (for example: </w:t>
+      </w:r>
+      <w:proofErr w:type="spellStart"/>
+      <w:r>
+        <w:rPr>
+          <w:i/>
+          <w:iCs/>
+          <w:color w:val="595959"/>
+        </w:rPr>
+        <w:t>CalculateTotalCost</w:t>
+      </w:r>
+      <w:proofErr w:type="spellEnd"/>
+      <w:r>
+        <w:rPr>
+          <w:i/>
+          <w:iCs/>
+          <w:color w:val="595959"/>
+        </w:rPr>
+        <w:t xml:space="preserve"> - Declare Expression).</w:t>
+      </w:r>
+    </w:p>
+    <w:tbl>
+      <w:tblPr>
+        <w:tblW w:w="9360" w:type="dxa"/>
+        <w:tblBorders>
+          <w:top w:val="single" w:sz="4" w:space="0" w:color="auto"/>
+          <w:left w:val="single" w:sz="4" w:space="0" w:color="auto"/>
+          <w:bottom w:val="single" w:sz="4" w:space="0" w:color="auto"/>
+          <w:right w:val="single" w:sz="4" w:space="0" w:color="auto"/>
+          <w:insideH w:val="single" w:sz="4" w:space="0" w:color="auto"/>
+          <w:insideV w:val="single" w:sz="4" w:space="0" w:color="auto"/>
+        </w:tblBorders>
+        <w:tblCellMar>
+          <w:left w:w="10" w:type="dxa"/>
+          <w:right w:w="10" w:type="dxa"/>
+        </w:tblCellMar>
+        <w:tblLook w:val="0000" w:firstRow="0" w:lastRow="0" w:firstColumn="0" w:lastColumn="0" w:noHBand="0" w:noVBand="0"/>
+      </w:tblPr>
+      <w:tblGrid>
+        <w:gridCol w:w="9360"/>
+      </w:tblGrid>
+      <w:tr>
+        <w:tblPrEx>
+          <w:tblCellMar>
+            <w:top w:w="0" w:type="dxa"/>
+            <w:bottom w:w="0" w:type="dxa"/>
+          </w:tblCellMar>
+        </w:tblPrEx>
+        <w:tc>
+          <w:tcPr>
+            <w:tcW w:w="9360" w:type="dxa"/>
+            <w:tcMar>
+              <w:top w:w="100" w:type="dxa"/>
+              <w:left w:w="120" w:type="dxa"/>
+              <w:bottom w:w="100" w:type="dxa"/>
+              <w:right w:w="120" w:type="dxa"/>
+            </w:tcMar>
+          </w:tcPr>
+          <w:p>
+            <w:pPr>
+              <w:spacing w:after="30"/>
+            </w:pPr>
+            <w:proofErr w:type="gramStart"/>
+            <w:r>
+              <w:rPr>
+                <w:i/>
+                <w:iCs/>
+                <w:color w:val="AAAAAA"/>
+              </w:rPr>
+              <w:t>[ Type</w:t>
+            </w:r>
+            <w:proofErr w:type="gramEnd"/>
+            <w:r>
+              <w:rPr>
+                <w:i/>
+                <w:iCs/>
+                <w:color w:val="AAAAAA"/>
+              </w:rPr>
+              <w:t xml:space="preserve"> </w:t>
+            </w:r>
+            <w:proofErr w:type="gramStart"/>
+            <w:r>
+              <w:rPr>
+                <w:i/>
+                <w:iCs/>
+                <w:color w:val="AAAAAA"/>
+              </w:rPr>
+              <w:t>here ]</w:t>
+            </w:r>
+            <w:proofErr w:type="gramEnd"/>
+          </w:p>
+          <w:p>
+            <w:pPr>
+              <w:spacing w:after="30"/>
+            </w:pPr>
+          </w:p>
+          <w:p>
+            <w:pPr>
+              <w:spacing w:after="30"/>
+            </w:pPr>
+          </w:p>
+          <w:p>
+            <w:pPr>
+              <w:spacing w:after="30"/>
+            </w:pPr>
+          </w:p>
+        </w:tc>
+      </w:tr>
+    </w:tbl>
+    <w:p>
+      <w:pPr>
+        <w:spacing w:before="160" w:after="80"/>
+      </w:pPr>
+      <w:r>
+        <w:rPr>
+          <w:b/>
+          <w:color w:val="0F6E6E"/>
+        </w:rPr>
+        <w:t>Q11. List all personas used in your application.</w:t>
+      </w:r>
+    </w:p>
+    <w:p>
+      <w:pPr>
+        <w:spacing w:after="60"/>
+      </w:pPr>
+      <w:r>
+        <w:rPr>
+          <w:i/>
+          <w:color w:val="595959"/>
+        </w:rPr>
+        <w:t>List the persona names exactly as they appear in your application.</w:t>
+      </w:r>
+    </w:p>
+    <w:tbl>
+      <w:tblPr>
+        <w:tblW w:w="9360" w:type="dxa"/>
+        <w:tblBorders>
+          <w:top w:val="single" w:sz="4" w:space="0" w:color="auto"/>
+          <w:left w:val="single" w:sz="4" w:space="0" w:color="auto"/>
+          <w:bottom w:val="single" w:sz="4" w:space="0" w:color="auto"/>
+          <w:right w:val="single" w:sz="4" w:space="0" w:color="auto"/>
+          <w:insideH w:val="single" w:sz="4" w:space="0" w:color="auto"/>
+          <w:insideV w:val="single" w:sz="4" w:space="0" w:color="auto"/>
+        </w:tblBorders>
+        <w:tblCellMar>
+          <w:left w:w="10" w:type="dxa"/>
+          <w:right w:w="10" w:type="dxa"/>
+        </w:tblCellMar>
+        <w:tblLook w:val="0000" w:firstRow="0" w:lastRow="0" w:firstColumn="0" w:lastColumn="0" w:noHBand="0" w:noVBand="0"/>
+      </w:tblPr>
+      <w:tblGrid>
+        <w:gridCol w:w="9360"/>
+      </w:tblGrid>
+      <w:tr>
+        <w:tblPrEx>
+          <w:tblCellMar>
+            <w:top w:w="0" w:type="dxa"/>
+            <w:bottom w:w="0" w:type="dxa"/>
+          </w:tblCellMar>
+        </w:tblPrEx>
+        <w:tc>
+          <w:tcPr>
+            <w:tcW w:w="9360" w:type="dxa"/>
+            <w:tcMar>
+              <w:top w:w="100" w:type="dxa"/>
+              <w:left w:w="120" w:type="dxa"/>
+              <w:bottom w:w="100" w:type="dxa"/>
+              <w:right w:w="120" w:type="dxa"/>
+            </w:tcMar>
+          </w:tcPr>
+          <w:p>
+            <w:pPr>
+              <w:spacing w:after="30"/>
+            </w:pPr>
+            <w:proofErr w:type="gramStart"/>
+            <w:r>
+              <w:rPr>
+                <w:i/>
+                <w:iCs/>
+                <w:color w:val="AAAAAA"/>
+              </w:rPr>
+              <w:t>[ Type</w:t>
+            </w:r>
+            <w:proofErr w:type="gramEnd"/>
+            <w:r>
+              <w:rPr>
+                <w:i/>
+                <w:iCs/>
+                <w:color w:val="AAAAAA"/>
+              </w:rPr>
+              <w:t xml:space="preserve"> </w:t>
+            </w:r>
+            <w:proofErr w:type="gramStart"/>
+            <w:r>
+              <w:rPr>
+                <w:i/>
+                <w:iCs/>
+                <w:color w:val="AAAAAA"/>
+              </w:rPr>
+              <w:t>here ]</w:t>
+            </w:r>
+            <w:proofErr w:type="gramEnd"/>
+          </w:p>
+          <w:p>
+            <w:pPr>
+              <w:spacing w:after="30"/>
+            </w:pPr>
+          </w:p>
+          <w:p>
+            <w:pPr>
+              <w:spacing w:after="30"/>
+            </w:pPr>
+          </w:p>
+          <w:p>
+            <w:pPr>
+              <w:spacing w:after="30"/>
+            </w:pPr>
+          </w:p>
+        </w:tc>
+      </w:tr>
+    </w:tbl>
+    <w:p>
+      <w:pPr>
+        <w:spacing w:before="160" w:after="80"/>
+      </w:pPr>
+      <w:r>
+        <w:rPr>
+          <w:b/>
+          <w:bCs/>
+          <w:color w:val="0F6E6E"/>
+        </w:rPr>
+        <w:t>Q12. List all work queues used in your application and explain when each one is used.</w:t>
+      </w:r>
+    </w:p>
+    <w:p>
+      <w:pPr>
+        <w:spacing w:after="60"/>
+      </w:pPr>
+      <w:r>
+        <w:rPr>
+          <w:i/>
+          <w:color w:val="595959"/>
+        </w:rPr>
+        <w:t>For each work queue, provide its exact name and the condition or type of work routed to it.</w:t>
+      </w:r>
+    </w:p>
+    <w:tbl>
+      <w:tblPr>
+        <w:tblW w:w="9360" w:type="dxa"/>
+        <w:tblBorders>
+          <w:top w:val="single" w:sz="4" w:space="0" w:color="auto"/>
+          <w:left w:val="single" w:sz="4" w:space="0" w:color="auto"/>
+          <w:bottom w:val="single" w:sz="4" w:space="0" w:color="auto"/>
+          <w:right w:val="single" w:sz="4" w:space="0" w:color="auto"/>
+          <w:insideH w:val="single" w:sz="4" w:space="0" w:color="auto"/>
+          <w:insideV w:val="single" w:sz="4" w:space="0" w:color="auto"/>
+        </w:tblBorders>
+        <w:tblCellMar>
+          <w:left w:w="10" w:type="dxa"/>
+          <w:right w:w="10" w:type="dxa"/>
+        </w:tblCellMar>
+        <w:tblLook w:val="0000" w:firstRow="0" w:lastRow="0" w:firstColumn="0" w:lastColumn="0" w:noHBand="0" w:noVBand="0"/>
+      </w:tblPr>
+      <w:tblGrid>
+        <w:gridCol w:w="9360"/>
+      </w:tblGrid>
+      <w:tr>
+        <w:tblPrEx>
+          <w:tblCellMar>
+            <w:top w:w="0" w:type="dxa"/>
+            <w:bottom w:w="0" w:type="dxa"/>
+          </w:tblCellMar>
+        </w:tblPrEx>
+        <w:tc>
+          <w:tcPr>
+            <w:tcW w:w="9360" w:type="dxa"/>
+            <w:tcMar>
+              <w:top w:w="100" w:type="dxa"/>
+              <w:left w:w="120" w:type="dxa"/>
+              <w:bottom w:w="100" w:type="dxa"/>
+              <w:right w:w="120" w:type="dxa"/>
+            </w:tcMar>
+          </w:tcPr>
+          <w:p>
+            <w:pPr>
+              <w:spacing w:after="30"/>
+            </w:pPr>
+            <w:proofErr w:type="gramStart"/>
+            <w:r>
+              <w:rPr>
+                <w:i/>
+                <w:iCs/>
+                <w:color w:val="AAAAAA"/>
+              </w:rPr>
+              <w:t>[ Type</w:t>
+            </w:r>
+            <w:proofErr w:type="gramEnd"/>
+            <w:r>
+              <w:rPr>
+                <w:i/>
+                <w:iCs/>
+                <w:color w:val="AAAAAA"/>
+              </w:rPr>
+              <w:t xml:space="preserve"> </w:t>
+            </w:r>
+            <w:proofErr w:type="gramStart"/>
+            <w:r>
+              <w:rPr>
+                <w:i/>
+                <w:iCs/>
+                <w:color w:val="AAAAAA"/>
+              </w:rPr>
+              <w:t>here ]</w:t>
+            </w:r>
+            <w:proofErr w:type="gramEnd"/>
+          </w:p>
+          <w:p>
+            <w:pPr>
+              <w:spacing w:after="30"/>
+            </w:pPr>
+          </w:p>
+          <w:p>
+            <w:pPr>
+              <w:spacing w:after="30"/>
+            </w:pPr>
+          </w:p>
+          <w:p>
+            <w:pPr>
+              <w:spacing w:after="30"/>
+            </w:pPr>
           </w:p>
         </w:tc>
       </w:tr>
